--- a/ICN292-Lab3-Luoni-Clemente.docx
+++ b/ICN292-Lab3-Luoni-Clemente.docx
@@ -373,12 +373,41 @@
     </w:p>
     <w:p>
       <w:pPr>
+        <w:rPr>
+          <w:sz w:val="28"/>
+          <w:szCs w:val="28"/>
+        </w:rPr>
+      </w:pPr>
+      <w:r>
+        <w:rPr>
+          <w:sz w:val="28"/>
+          <w:szCs w:val="28"/>
+        </w:rPr>
+        <w:t xml:space="preserve">                                                     </w:t>
+      </w:r>
+      <w:r>
+        <w:rPr>
+          <w:sz w:val="28"/>
+          <w:szCs w:val="28"/>
+        </w:rPr>
+        <w:t>Clemente Luoni Ortega</w:t>
+      </w:r>
+    </w:p>
+    <w:p>
+      <w:pPr>
         <w:jc w:val="center"/>
         <w:rPr>
           <w:sz w:val="28"/>
           <w:szCs w:val="28"/>
         </w:rPr>
       </w:pPr>
+      <w:r>
+        <w:rPr>
+          <w:sz w:val="28"/>
+          <w:szCs w:val="28"/>
+        </w:rPr>
+        <w:t>Paralelo:100</w:t>
+      </w:r>
     </w:p>
     <w:p>
       <w:pPr>
@@ -393,7 +422,7 @@
           <w:sz w:val="28"/>
           <w:szCs w:val="28"/>
         </w:rPr>
-        <w:t>Clemente Luoni Ortega</w:t>
+        <w:t xml:space="preserve"> Rut: 21.830.240-8 </w:t>
       </w:r>
     </w:p>
     <w:p>
@@ -409,7 +438,7 @@
           <w:sz w:val="28"/>
           <w:szCs w:val="28"/>
         </w:rPr>
-        <w:t>Paralelo:100</w:t>
+        <w:t>Rol: 202360592-1</w:t>
       </w:r>
     </w:p>
     <w:p>
@@ -425,7 +454,35 @@
           <w:sz w:val="28"/>
           <w:szCs w:val="28"/>
         </w:rPr>
-        <w:t xml:space="preserve"> Rut: 21.830.240-8 </w:t>
+        <w:t>Fecha: 2</w:t>
+      </w:r>
+      <w:r>
+        <w:rPr>
+          <w:sz w:val="28"/>
+          <w:szCs w:val="28"/>
+        </w:rPr>
+        <w:t>3</w:t>
+      </w:r>
+      <w:r>
+        <w:rPr>
+          <w:sz w:val="28"/>
+          <w:szCs w:val="28"/>
+        </w:rPr>
+        <w:t>/0</w:t>
+      </w:r>
+      <w:r>
+        <w:rPr>
+          <w:sz w:val="28"/>
+          <w:szCs w:val="28"/>
+        </w:rPr>
+        <w:t>9</w:t>
+      </w:r>
+      <w:r>
+        <w:rPr>
+          <w:sz w:val="28"/>
+          <w:szCs w:val="28"/>
+        </w:rPr>
+        <w:t>/2026</w:t>
       </w:r>
     </w:p>
     <w:p>
@@ -434,15 +491,46 @@
         <w:rPr>
           <w:sz w:val="28"/>
           <w:szCs w:val="28"/>
-        </w:rPr>
-      </w:pPr>
-      <w:r>
-        <w:rPr>
-          <w:sz w:val="28"/>
-          <w:szCs w:val="28"/>
-        </w:rPr>
-        <w:t>Rol: 202360592-1</w:t>
-      </w:r>
+          <w:lang w:val="en-GB"/>
+        </w:rPr>
+      </w:pPr>
+      <w:r>
+        <w:rPr>
+          <w:sz w:val="28"/>
+          <w:szCs w:val="28"/>
+          <w:lang w:val="en-GB"/>
+        </w:rPr>
+        <w:t xml:space="preserve">Link </w:t>
+      </w:r>
+      <w:proofErr w:type="spellStart"/>
+      <w:r>
+        <w:rPr>
+          <w:sz w:val="28"/>
+          <w:szCs w:val="28"/>
+          <w:lang w:val="en-GB"/>
+        </w:rPr>
+        <w:t>Github</w:t>
+      </w:r>
+      <w:proofErr w:type="spellEnd"/>
+      <w:r>
+        <w:rPr>
+          <w:sz w:val="28"/>
+          <w:szCs w:val="28"/>
+          <w:lang w:val="en-GB"/>
+        </w:rPr>
+        <w:t xml:space="preserve">: </w:t>
+      </w:r>
+      <w:hyperlink r:id="rId7" w:history="1">
+        <w:r>
+          <w:rPr>
+            <w:rStyle w:val="Hipervnculo"/>
+            <w:sz w:val="28"/>
+            <w:szCs w:val="28"/>
+            <w:lang w:val="en-GB"/>
+          </w:rPr>
+          <w:t>https://github.com/cluoni/ICN292-Lab3-Luoni-Clemente</w:t>
+        </w:r>
+      </w:hyperlink>
     </w:p>
     <w:p>
       <w:pPr>
@@ -450,43 +538,9 @@
         <w:rPr>
           <w:sz w:val="28"/>
           <w:szCs w:val="28"/>
-        </w:rPr>
-      </w:pPr>
-      <w:r>
-        <w:rPr>
-          <w:sz w:val="28"/>
-          <w:szCs w:val="28"/>
-        </w:rPr>
-        <w:t>Fecha: 2</w:t>
-      </w:r>
-      <w:r>
-        <w:rPr>
-          <w:sz w:val="28"/>
-          <w:szCs w:val="28"/>
-        </w:rPr>
-        <w:t>3</w:t>
-      </w:r>
-      <w:r>
-        <w:rPr>
-          <w:sz w:val="28"/>
-          <w:szCs w:val="28"/>
-        </w:rPr>
-        <w:t>/0</w:t>
-      </w:r>
-      <w:r>
-        <w:rPr>
-          <w:sz w:val="28"/>
-          <w:szCs w:val="28"/>
-        </w:rPr>
-        <w:t>9</w:t>
-      </w:r>
-      <w:r>
-        <w:rPr>
-          <w:sz w:val="28"/>
-          <w:szCs w:val="28"/>
-        </w:rPr>
-        <w:t>/2026</w:t>
-      </w:r>
+          <w:lang w:val="en-GB"/>
+        </w:rPr>
+      </w:pPr>
     </w:p>
     <w:p>
       <w:pPr>
@@ -506,158 +560,164 @@
           <w:szCs w:val="28"/>
           <w:u w:val="single"/>
         </w:rPr>
+        <w:t>1.</w:t>
+      </w:r>
+      <w:r>
+        <w:rPr>
+          <w:b/>
+          <w:bCs/>
+          <w:sz w:val="28"/>
+          <w:szCs w:val="28"/>
+          <w:u w:val="single"/>
+        </w:rPr>
+        <w:t>Resumen ejecutivo:</w:t>
+      </w:r>
+    </w:p>
+    <w:p>
+      <w:pPr>
+        <w:rPr>
+          <w:sz w:val="24"/>
+          <w:szCs w:val="24"/>
+        </w:rPr>
+      </w:pPr>
+      <w:r>
+        <w:rPr>
+          <w:sz w:val="24"/>
+          <w:szCs w:val="24"/>
+        </w:rPr>
+        <w:t xml:space="preserve">El presente laboratorio desarrolla un sistema de automatización para la clasificación y seguimiento de solicitudes de devolución de </w:t>
+      </w:r>
+      <w:proofErr w:type="spellStart"/>
+      <w:r>
+        <w:rPr>
+          <w:sz w:val="24"/>
+          <w:szCs w:val="24"/>
+        </w:rPr>
+        <w:t>AndesHogar</w:t>
+      </w:r>
+      <w:proofErr w:type="spellEnd"/>
+      <w:r>
+        <w:rPr>
+          <w:sz w:val="24"/>
+          <w:szCs w:val="24"/>
+        </w:rPr>
+        <w:t xml:space="preserve"> </w:t>
+      </w:r>
+      <w:proofErr w:type="spellStart"/>
+      <w:r>
+        <w:rPr>
+          <w:sz w:val="24"/>
+          <w:szCs w:val="24"/>
+        </w:rPr>
+        <w:t>SpA</w:t>
+      </w:r>
+      <w:proofErr w:type="spellEnd"/>
+      <w:r>
+        <w:rPr>
+          <w:sz w:val="24"/>
+          <w:szCs w:val="24"/>
+        </w:rPr>
+        <w:t>, implementado mediante tres workflows en n8n. El objetivo fue automatizar la recepción de las solicitudes, aplicar las reglas de negocio definidas, guardar el resultado de cada solicitud y generar un resumen diario con toda la información.</w:t>
+      </w:r>
+      <w:r>
+        <w:rPr>
+          <w:sz w:val="24"/>
+          <w:szCs w:val="24"/>
+        </w:rPr>
+        <w:t xml:space="preserve"> </w:t>
+      </w:r>
+      <w:r>
+        <w:rPr>
+          <w:sz w:val="24"/>
+          <w:szCs w:val="24"/>
+        </w:rPr>
+        <w:t>Para configurar el laboratorio se utilizó el valor S = 240, obtenido a partir de los tres últimos dígitos del RUT. A partir de este valor se obtuvieron los parámetros U = $70.000 y D = 7 días, los cuales fueron utilizados como monto límite y plazo máximo para realizar una devolución, respectivamente.</w:t>
+      </w:r>
+    </w:p>
+    <w:p>
+      <w:pPr>
+        <w:rPr>
+          <w:sz w:val="24"/>
+          <w:szCs w:val="24"/>
+        </w:rPr>
+      </w:pPr>
+      <w:r>
+        <w:rPr>
+          <w:sz w:val="24"/>
+          <w:szCs w:val="24"/>
+        </w:rPr>
+        <w:t>En la Parte A se implementó un workflow principal mediante un Webhook POST, un Switch en modo Rules y cuatro rutas de resultado: solicitudes inválidas, rechazo por plazo o estado, revisión por monto o fallas y aprobación. Después, cada solicitud obtiene el valor de UF desde el servicio público de mindicador.cl, se registra en una Data Table y finalmente se entrega una respuesta mediante el Webhook. El flujo fue probado con las 15 solicitudes entregadas para el laboratorio, obteniendo 5 aprobaciones, 7 rechazos por plazo y 3 solicitudes de revisión por monto. El monto total procesado fue de $1.251.820, con una tasa de aprobación de 33,3%.</w:t>
+      </w:r>
+    </w:p>
+    <w:p>
+      <w:pPr>
+        <w:rPr>
+          <w:sz w:val="24"/>
+          <w:szCs w:val="24"/>
+        </w:rPr>
+      </w:pPr>
+      <w:r>
+        <w:rPr>
+          <w:sz w:val="24"/>
+          <w:szCs w:val="24"/>
+        </w:rPr>
+        <w:t>En la Parte B se implementó un segundo proceso automático mediante un Schedule Trigger diario. Este workflow obtiene los registros guardados, los junta por ruta y genera un resumen con la cantidad de solicitudes, los montos por ruta, el monto total del día y la tasa de aprobación. La ejecución con las 15 solicitudes originales permitió comprobar los valores mencionados anteriormente.</w:t>
+      </w:r>
+    </w:p>
+    <w:p>
+      <w:pPr>
+        <w:rPr>
+          <w:sz w:val="24"/>
+          <w:szCs w:val="24"/>
+        </w:rPr>
+      </w:pPr>
+      <w:r>
+        <w:rPr>
+          <w:sz w:val="24"/>
+          <w:szCs w:val="24"/>
+        </w:rPr>
+        <w:t>La Parte C permitió comprobar cómo funciona el sistema frente a errores y valores límite. Se probaron casos con campos inválidos, monto igual a cero y un monto que no es numérico y que provoca un error de conversión. También se comprobó que un monto exactamente igual a U = $70.000 y un plazo exactamente igual a D = 7 días son aceptados, confirmando que ambos límites son inclusivos. Además, se comprobó que un SKU que no está registrado, como ZZ-999, puede seguir hacia aprobación, ya que el SKU no forma parte de las reglas actuales de clasificación.</w:t>
+      </w:r>
+    </w:p>
+    <w:p>
+      <w:pPr>
+        <w:rPr>
+          <w:sz w:val="24"/>
+          <w:szCs w:val="24"/>
+        </w:rPr>
+      </w:pPr>
+      <w:r>
+        <w:rPr>
+          <w:sz w:val="24"/>
+          <w:szCs w:val="24"/>
+        </w:rPr>
+        <w:t xml:space="preserve">Como evidencias del funcionamiento se cuenta con ejecuciones correctas de los workflows, el registro de las solicitudes en la Data Table, el workflow emisor mediante HTTP POST, el resumen diario y ejecuciones de prueba que muestran tanto resultados válidos como errores controlados. En conjunto, estas pruebas permiten comprobar que las reglas fueron implementadas, que los resultados pueden ser seguidos y </w:t>
+      </w:r>
+      <w:r>
+        <w:rPr>
+          <w:sz w:val="24"/>
+          <w:szCs w:val="24"/>
+        </w:rPr>
         <w:lastRenderedPageBreak/>
-        <w:t>1.</w:t>
-      </w:r>
-      <w:r>
-        <w:rPr>
-          <w:b/>
-          <w:bCs/>
-          <w:sz w:val="28"/>
-          <w:szCs w:val="28"/>
-          <w:u w:val="single"/>
-        </w:rPr>
-        <w:t>Resumen ejecutivo:</w:t>
-      </w:r>
-    </w:p>
-    <w:p>
-      <w:pPr>
-        <w:rPr>
-          <w:sz w:val="24"/>
-          <w:szCs w:val="24"/>
-        </w:rPr>
-      </w:pPr>
-      <w:r>
-        <w:rPr>
-          <w:sz w:val="24"/>
-          <w:szCs w:val="24"/>
-        </w:rPr>
-        <w:t xml:space="preserve">El presente laboratorio desarrolla un sistema de automatización para la clasificación y seguimiento de solicitudes de devolución de </w:t>
-      </w:r>
-      <w:proofErr w:type="spellStart"/>
-      <w:r>
-        <w:rPr>
-          <w:sz w:val="24"/>
-          <w:szCs w:val="24"/>
-        </w:rPr>
-        <w:t>AndesHogar</w:t>
-      </w:r>
-      <w:proofErr w:type="spellEnd"/>
-      <w:r>
-        <w:rPr>
-          <w:sz w:val="24"/>
-          <w:szCs w:val="24"/>
-        </w:rPr>
-        <w:t xml:space="preserve"> </w:t>
-      </w:r>
-      <w:proofErr w:type="spellStart"/>
-      <w:r>
-        <w:rPr>
-          <w:sz w:val="24"/>
-          <w:szCs w:val="24"/>
-        </w:rPr>
-        <w:t>SpA</w:t>
-      </w:r>
-      <w:proofErr w:type="spellEnd"/>
-      <w:r>
-        <w:rPr>
-          <w:sz w:val="24"/>
-          <w:szCs w:val="24"/>
-        </w:rPr>
-        <w:t>, implementado mediante tres workflows en n8n. El objetivo fue automatizar la recepción de las solicitudes, aplicar las reglas de negocio definidas, guardar el resultado de cada solicitud y generar un resumen diario con toda la información.</w:t>
-      </w:r>
-      <w:r>
-        <w:rPr>
-          <w:sz w:val="24"/>
-          <w:szCs w:val="24"/>
-        </w:rPr>
-        <w:t xml:space="preserve"> </w:t>
-      </w:r>
-      <w:r>
-        <w:rPr>
-          <w:sz w:val="24"/>
-          <w:szCs w:val="24"/>
-        </w:rPr>
-        <w:t>Para configurar el laboratorio se utilizó el valor S = 240, obtenido a partir de los tres últimos dígitos del RUT. A partir de este valor se obtuvieron los parámetros U = $70.000 y D = 7 días, los cuales fueron utilizados como monto límite y plazo máximo para realizar una devolución, respectivamente.</w:t>
-      </w:r>
-    </w:p>
-    <w:p>
-      <w:pPr>
-        <w:rPr>
-          <w:sz w:val="24"/>
-          <w:szCs w:val="24"/>
-        </w:rPr>
-      </w:pPr>
-      <w:r>
-        <w:rPr>
-          <w:sz w:val="24"/>
-          <w:szCs w:val="24"/>
-        </w:rPr>
-        <w:t>En la Parte A se implementó un workflow principal mediante un Webhook POST, un Switch en modo Rules y cuatro rutas de resultado: solicitudes inválidas, rechazo por plazo o estado, revisión por monto o fallas y aprobación. Después, cada solicitud obtiene el valor de UF desde el servicio público de mindicador.cl, se registra en una Data Table y finalmente se entrega una respuesta mediante el Webhook. El flujo fue probado con las 15 solicitudes entregadas para el laboratorio, obteniendo 5 aprobaciones, 7 rechazos por plazo y 3 solicitudes de revisión por monto. El monto total procesado fue de $1.251.820, con una tasa de aprobación de 33,3%.</w:t>
-      </w:r>
-    </w:p>
-    <w:p>
-      <w:pPr>
-        <w:rPr>
-          <w:sz w:val="24"/>
-          <w:szCs w:val="24"/>
-        </w:rPr>
-      </w:pPr>
-      <w:r>
-        <w:rPr>
-          <w:sz w:val="24"/>
-          <w:szCs w:val="24"/>
-        </w:rPr>
-        <w:t>En la Parte B se implementó un segundo proceso automático mediante un Schedule Trigger diario. Este workflow obtiene los registros guardados, los junta por ruta y genera un resumen con la cantidad de solicitudes, los montos por ruta, el monto total del día y la tasa de aprobación. La ejecución con las 15 solicitudes originales permitió comprobar los valores mencionados anteriormente.</w:t>
-      </w:r>
-    </w:p>
-    <w:p>
-      <w:pPr>
-        <w:rPr>
-          <w:sz w:val="24"/>
-          <w:szCs w:val="24"/>
-        </w:rPr>
-      </w:pPr>
-      <w:r>
-        <w:rPr>
-          <w:sz w:val="24"/>
-          <w:szCs w:val="24"/>
-        </w:rPr>
-        <w:t>La Parte C permitió comprobar cómo funciona el sistema frente a errores y valores límite. Se probaron casos con campos inválidos, monto igual a cero y un monto que no es numérico y que provoca un error de conversión. También se comprobó que un monto exactamente igual a U = $70.000 y un plazo exactamente igual a D = 7 días son aceptados, confirmando que ambos límites son inclusivos. Además, se comprobó que un SKU que no está registrado, como ZZ-999, puede seguir hacia aprobación, ya que el SKU no forma parte de las reglas actuales de clasificación.</w:t>
-      </w:r>
-    </w:p>
-    <w:p>
-      <w:pPr>
-        <w:rPr>
-          <w:sz w:val="24"/>
-          <w:szCs w:val="24"/>
-        </w:rPr>
-      </w:pPr>
-      <w:r>
-        <w:rPr>
-          <w:sz w:val="24"/>
-          <w:szCs w:val="24"/>
-        </w:rPr>
-        <w:t>Como evidencias del funcionamiento se cuenta con ejecuciones correctas de los workflows, el registro de las solicitudes en la Data Table, el workflow emisor mediante HTTP POST, el resumen diario y ejecuciones de prueba que muestran tanto resultados válidos como errores controlados. En conjunto, estas pruebas permiten comprobar que las reglas fueron implementadas, que los resultados pueden ser seguidos y registrados y que el sistema responde de distintas formas dependiendo del tipo de entrada.</w:t>
-      </w:r>
-    </w:p>
-    <w:p>
-      <w:pPr>
-        <w:rPr>
-          <w:b/>
-          <w:bCs/>
-          <w:sz w:val="28"/>
-          <w:szCs w:val="28"/>
-        </w:rPr>
-      </w:pPr>
-      <w:r>
-        <w:rPr>
-          <w:b/>
-          <w:bCs/>
-          <w:sz w:val="28"/>
-          <w:szCs w:val="28"/>
-        </w:rPr>
-        <w:lastRenderedPageBreak/>
+        <w:t>registrados y que el sistema responde de distintas formas dependiendo del tipo de entrada.</w:t>
+      </w:r>
+    </w:p>
+    <w:p>
+      <w:pPr>
+        <w:rPr>
+          <w:b/>
+          <w:bCs/>
+          <w:sz w:val="28"/>
+          <w:szCs w:val="28"/>
+        </w:rPr>
+      </w:pPr>
+      <w:r>
+        <w:rPr>
+          <w:b/>
+          <w:bCs/>
+          <w:sz w:val="28"/>
+          <w:szCs w:val="28"/>
+        </w:rPr>
         <w:t>2.</w:t>
       </w:r>
       <w:r>
@@ -984,7 +1044,6 @@
           <w:sz w:val="28"/>
           <w:szCs w:val="28"/>
         </w:rPr>
-        <w:lastRenderedPageBreak/>
         <w:t xml:space="preserve">3. </w:t>
       </w:r>
       <w:r>
@@ -1259,7 +1318,15 @@
           <w:sz w:val="24"/>
           <w:szCs w:val="24"/>
         </w:rPr>
-        <w:t>El objetivo de este workflow es permitir el envío de los datos de una solicitud al flujo principal de forma controlada. Al ejecutar el emisor, la información se envía al Webhook y posteriormente es procesada por el workflow LAB3, siguiendo las reglas de clasificación definidas anteriormente.</w:t>
+        <w:t xml:space="preserve">El objetivo de este workflow es permitir el envío de los datos de una solicitud al flujo principal de forma controlada. Al ejecutar el emisor, la información se envía al </w:t>
+      </w:r>
+      <w:r>
+        <w:rPr>
+          <w:sz w:val="24"/>
+          <w:szCs w:val="24"/>
+        </w:rPr>
+        <w:lastRenderedPageBreak/>
+        <w:t>Webhook y posteriormente es procesada por el workflow LAB3, siguiendo las reglas de clasificación definidas anteriormente.</w:t>
       </w:r>
       <w:r>
         <w:rPr>
@@ -1273,152 +1340,420 @@
           <w:sz w:val="24"/>
           <w:szCs w:val="24"/>
         </w:rPr>
-        <w:t xml:space="preserve">De esta manera, el workflow emisor permite comprobar que la comunicación entre ambos workflows funciona correctamente y </w:t>
-      </w:r>
+        <w:t>De esta manera, el workflow emisor permite comprobar que la comunicación entre ambos workflows funciona correctamente y que una solicitud enviada mediante POST puede ser recibida y procesada por el flujo principal.</w:t>
+      </w:r>
+    </w:p>
+    <w:p>
+      <w:pPr>
+        <w:rPr>
+          <w:sz w:val="24"/>
+          <w:szCs w:val="24"/>
+        </w:rPr>
+      </w:pPr>
+    </w:p>
+    <w:p>
+      <w:pPr>
+        <w:rPr>
+          <w:b/>
+          <w:bCs/>
+          <w:sz w:val="24"/>
+          <w:szCs w:val="24"/>
+        </w:rPr>
+      </w:pPr>
+      <w:r>
+        <w:rPr>
+          <w:b/>
+          <w:bCs/>
+          <w:sz w:val="24"/>
+          <w:szCs w:val="24"/>
+        </w:rPr>
+        <w:t>3.</w:t>
+      </w:r>
+      <w:r>
+        <w:rPr>
+          <w:b/>
+          <w:bCs/>
+          <w:sz w:val="24"/>
+          <w:szCs w:val="24"/>
+        </w:rPr>
+        <w:t>5</w:t>
+      </w:r>
+      <w:r>
+        <w:rPr>
+          <w:b/>
+          <w:bCs/>
+          <w:sz w:val="24"/>
+          <w:szCs w:val="24"/>
+        </w:rPr>
+        <w:t xml:space="preserve"> Evidencia del procesamiento</w:t>
+      </w:r>
+    </w:p>
+    <w:p>
+      <w:pPr>
+        <w:rPr>
+          <w:sz w:val="24"/>
+          <w:szCs w:val="24"/>
+        </w:rPr>
+      </w:pPr>
+      <w:r>
+        <w:rPr>
+          <w:sz w:val="24"/>
+          <w:szCs w:val="24"/>
+        </w:rPr>
+        <w:t>Como evidencia del funcionamiento del flujo se muestra una ejecución exitosa de LAB3, donde se puede ver la información que recibe el workflow y también el resultado que se genera después de procesar la solicitud. Esta ejecución se puede ver en el Anexo 1.</w:t>
+      </w:r>
+    </w:p>
+    <w:p>
+      <w:pPr>
+        <w:rPr>
+          <w:sz w:val="24"/>
+          <w:szCs w:val="24"/>
+        </w:rPr>
+      </w:pPr>
+      <w:r>
+        <w:rPr>
+          <w:sz w:val="24"/>
+          <w:szCs w:val="24"/>
+        </w:rPr>
+        <w:t>Finalmente, se muestra el registro de las solicitudes procesadas en la Data Table, donde se pueden ver las 15 solicitudes que fueron ingresadas y procesadas por el workflow. Este registro se puede ver en el Anexo 2.</w:t>
+      </w:r>
+    </w:p>
+    <w:p>
+      <w:pPr>
+        <w:rPr>
+          <w:b/>
+          <w:bCs/>
+          <w:sz w:val="28"/>
+          <w:szCs w:val="28"/>
+        </w:rPr>
+      </w:pPr>
+      <w:r>
+        <w:rPr>
+          <w:b/>
+          <w:bCs/>
+          <w:sz w:val="28"/>
+          <w:szCs w:val="28"/>
+        </w:rPr>
+        <w:t>4.</w:t>
+      </w:r>
+      <w:r>
+        <w:rPr>
+          <w:b/>
+          <w:bCs/>
+          <w:sz w:val="28"/>
+          <w:szCs w:val="28"/>
+        </w:rPr>
+        <w:t xml:space="preserve"> Parte B</w:t>
+      </w:r>
+    </w:p>
+    <w:p>
+      <w:pPr>
+        <w:rPr>
+          <w:b/>
+          <w:bCs/>
+          <w:sz w:val="24"/>
+          <w:szCs w:val="24"/>
+        </w:rPr>
+      </w:pPr>
+      <w:r>
+        <w:rPr>
+          <w:b/>
+          <w:bCs/>
+          <w:sz w:val="24"/>
+          <w:szCs w:val="24"/>
+        </w:rPr>
+        <w:t>4.1 Generación del resumen</w:t>
+      </w:r>
+    </w:p>
+    <w:p>
+      <w:pPr>
+        <w:rPr>
+          <w:sz w:val="24"/>
+          <w:szCs w:val="24"/>
+        </w:rPr>
+      </w:pPr>
+      <w:r>
+        <w:rPr>
+          <w:sz w:val="24"/>
+          <w:szCs w:val="24"/>
+        </w:rPr>
+        <w:t xml:space="preserve">Para esta parte se implementó el workflow lab3resumen, que tiene como objetivo tomar los registros que están guardados en la data table y generar </w:t>
+      </w:r>
+      <w:r>
+        <w:rPr>
+          <w:sz w:val="24"/>
+          <w:szCs w:val="24"/>
+        </w:rPr>
+        <w:t>automáticamente</w:t>
+      </w:r>
+      <w:r>
+        <w:rPr>
+          <w:sz w:val="24"/>
+          <w:szCs w:val="24"/>
+        </w:rPr>
+        <w:t xml:space="preserve"> un resumen del proceso.</w:t>
+      </w:r>
+    </w:p>
+    <w:p>
+      <w:pPr>
+        <w:rPr>
+          <w:sz w:val="24"/>
+          <w:szCs w:val="24"/>
+        </w:rPr>
+      </w:pPr>
+      <w:r>
+        <w:rPr>
+          <w:sz w:val="24"/>
+          <w:szCs w:val="24"/>
+        </w:rPr>
+        <w:t>El workflow comienza con un Schedule Trigger, que está configurado para ejecutarse una vez al día. Después se obtienen los registros que están disponibles en registro_solicitudes y con estos datos se procesa la información para poder juntar y ordenar la información de las solicitudes.</w:t>
+      </w:r>
+      <w:r>
+        <w:rPr>
+          <w:sz w:val="24"/>
+          <w:szCs w:val="24"/>
+        </w:rPr>
+        <w:t xml:space="preserve"> </w:t>
+      </w:r>
+      <w:r>
+        <w:rPr>
+          <w:sz w:val="24"/>
+          <w:szCs w:val="24"/>
+        </w:rPr>
+        <w:t xml:space="preserve">A partir de estos datos se obtiene la cantidad de solicitudes que hay por cada ruta, el monto total de cada ruta, el monto total del día y </w:t>
+      </w:r>
+      <w:r>
+        <w:rPr>
+          <w:sz w:val="24"/>
+          <w:szCs w:val="24"/>
+        </w:rPr>
+        <w:t>también</w:t>
+      </w:r>
+      <w:r>
+        <w:rPr>
+          <w:sz w:val="24"/>
+          <w:szCs w:val="24"/>
+        </w:rPr>
+        <w:t xml:space="preserve"> la tasa de aprobación. Con esto se pueden sacar los principales indicadores del proceso de forma </w:t>
+      </w:r>
+      <w:r>
+        <w:rPr>
+          <w:sz w:val="24"/>
+          <w:szCs w:val="24"/>
+        </w:rPr>
+        <w:t>automática</w:t>
+      </w:r>
+      <w:r>
+        <w:rPr>
+          <w:sz w:val="24"/>
+          <w:szCs w:val="24"/>
+        </w:rPr>
+        <w:t xml:space="preserve">, sin tener que hacer todos los </w:t>
+      </w:r>
+      <w:r>
+        <w:rPr>
+          <w:sz w:val="24"/>
+          <w:szCs w:val="24"/>
+        </w:rPr>
+        <w:t>cálculos</w:t>
+      </w:r>
+      <w:r>
+        <w:rPr>
+          <w:sz w:val="24"/>
+          <w:szCs w:val="24"/>
+        </w:rPr>
+        <w:t xml:space="preserve"> manualmente cada vez.</w:t>
+      </w:r>
+    </w:p>
+    <w:p>
+      <w:pPr>
+        <w:rPr>
+          <w:b/>
+          <w:bCs/>
+          <w:sz w:val="24"/>
+          <w:szCs w:val="24"/>
+        </w:rPr>
+      </w:pPr>
+      <w:r>
+        <w:rPr>
+          <w:b/>
+          <w:bCs/>
+          <w:sz w:val="24"/>
+          <w:szCs w:val="24"/>
+        </w:rPr>
+        <w:t>4.2 Resultados</w:t>
+      </w:r>
+    </w:p>
+    <w:p>
+      <w:pPr>
+        <w:rPr>
+          <w:sz w:val="24"/>
+          <w:szCs w:val="24"/>
+        </w:rPr>
+      </w:pPr>
+      <w:r>
+        <w:rPr>
+          <w:sz w:val="24"/>
+          <w:szCs w:val="24"/>
+        </w:rPr>
+        <w:t xml:space="preserve">Para generar el resumen, los registros que se obtuvieron desde la Data Table se agrupan </w:t>
+      </w:r>
+      <w:r>
+        <w:rPr>
+          <w:sz w:val="24"/>
+          <w:szCs w:val="24"/>
+        </w:rPr>
+        <w:t>según</w:t>
+      </w:r>
+      <w:r>
+        <w:rPr>
+          <w:sz w:val="24"/>
+          <w:szCs w:val="24"/>
+        </w:rPr>
+        <w:t xml:space="preserve"> la ruta que fue asignada durante el procesamiento. Con esta información se puede saber </w:t>
+      </w:r>
+      <w:r>
+        <w:rPr>
+          <w:sz w:val="24"/>
+          <w:szCs w:val="24"/>
+        </w:rPr>
+        <w:t>cuántas</w:t>
+      </w:r>
+      <w:r>
+        <w:rPr>
+          <w:sz w:val="24"/>
+          <w:szCs w:val="24"/>
+        </w:rPr>
+        <w:t xml:space="preserve"> solicitudes corresponden a cada </w:t>
+      </w:r>
+      <w:r>
+        <w:rPr>
+          <w:sz w:val="24"/>
+          <w:szCs w:val="24"/>
+        </w:rPr>
+        <w:t>categoría</w:t>
+      </w:r>
+      <w:r>
+        <w:rPr>
+          <w:sz w:val="24"/>
+          <w:szCs w:val="24"/>
+        </w:rPr>
+        <w:t xml:space="preserve"> y </w:t>
+      </w:r>
+      <w:r>
+        <w:rPr>
+          <w:sz w:val="24"/>
+          <w:szCs w:val="24"/>
+        </w:rPr>
+        <w:t>también</w:t>
+      </w:r>
+      <w:r>
+        <w:rPr>
+          <w:sz w:val="24"/>
+          <w:szCs w:val="24"/>
+        </w:rPr>
+        <w:t xml:space="preserve"> </w:t>
+      </w:r>
+      <w:r>
+        <w:rPr>
+          <w:sz w:val="24"/>
+          <w:szCs w:val="24"/>
+        </w:rPr>
+        <w:t>cuánto</w:t>
+      </w:r>
+      <w:r>
+        <w:rPr>
+          <w:sz w:val="24"/>
+          <w:szCs w:val="24"/>
+        </w:rPr>
+        <w:t xml:space="preserve"> dinero representa cada una.</w:t>
+      </w:r>
+      <w:r>
+        <w:rPr>
+          <w:sz w:val="24"/>
+          <w:szCs w:val="24"/>
+        </w:rPr>
+        <w:t xml:space="preserve"> </w:t>
+      </w:r>
+      <w:r>
+        <w:rPr>
+          <w:sz w:val="24"/>
+          <w:szCs w:val="24"/>
+        </w:rPr>
+        <w:t xml:space="preserve">Además, se calcula el monto total considerando todas las solicitudes del </w:t>
+      </w:r>
+      <w:r>
+        <w:rPr>
+          <w:sz w:val="24"/>
+          <w:szCs w:val="24"/>
+        </w:rPr>
+        <w:t>día</w:t>
+      </w:r>
+      <w:r>
+        <w:rPr>
+          <w:sz w:val="24"/>
+          <w:szCs w:val="24"/>
+        </w:rPr>
+        <w:t xml:space="preserve"> y la tasa de aprobación, que se obtiene con la cantidad de solicitudes que quedaron clasificadas como APROBACION dividido por el total de solicitudes procesadas.</w:t>
+      </w:r>
+    </w:p>
+    <w:p>
+      <w:pPr>
+        <w:rPr>
+          <w:sz w:val="24"/>
+          <w:szCs w:val="24"/>
+        </w:rPr>
+      </w:pPr>
       <w:r>
         <w:rPr>
           <w:sz w:val="24"/>
           <w:szCs w:val="24"/>
         </w:rPr>
         <w:lastRenderedPageBreak/>
-        <w:t>que una solicitud enviada mediante POST puede ser recibida y procesada por el flujo principal.</w:t>
-      </w:r>
-    </w:p>
-    <w:p>
-      <w:pPr>
-        <w:rPr>
-          <w:sz w:val="24"/>
-          <w:szCs w:val="24"/>
-        </w:rPr>
-      </w:pPr>
-    </w:p>
-    <w:p>
-      <w:pPr>
-        <w:rPr>
-          <w:b/>
-          <w:bCs/>
-          <w:sz w:val="24"/>
-          <w:szCs w:val="24"/>
-        </w:rPr>
-      </w:pPr>
-      <w:r>
-        <w:rPr>
-          <w:b/>
-          <w:bCs/>
-          <w:sz w:val="24"/>
-          <w:szCs w:val="24"/>
-        </w:rPr>
-        <w:t>3.</w:t>
-      </w:r>
-      <w:r>
-        <w:rPr>
-          <w:b/>
-          <w:bCs/>
-          <w:sz w:val="24"/>
-          <w:szCs w:val="24"/>
-        </w:rPr>
-        <w:t>5</w:t>
-      </w:r>
-      <w:r>
-        <w:rPr>
-          <w:b/>
-          <w:bCs/>
-          <w:sz w:val="24"/>
-          <w:szCs w:val="24"/>
-        </w:rPr>
-        <w:t xml:space="preserve"> Evidencia del procesamiento</w:t>
-      </w:r>
-    </w:p>
-    <w:p>
-      <w:pPr>
-        <w:rPr>
-          <w:sz w:val="24"/>
-          <w:szCs w:val="24"/>
-        </w:rPr>
-      </w:pPr>
-      <w:r>
-        <w:rPr>
-          <w:sz w:val="24"/>
-          <w:szCs w:val="24"/>
-        </w:rPr>
-        <w:t>Como evidencia del funcionamiento del flujo se muestra una ejecución exitosa de LAB3, donde se puede ver la información que recibe el workflow y también el resultado que se genera después de procesar la solicitud. Esta ejecución se puede ver en el Anexo 1.</w:t>
-      </w:r>
-    </w:p>
-    <w:p>
-      <w:pPr>
-        <w:rPr>
-          <w:sz w:val="24"/>
-          <w:szCs w:val="24"/>
-        </w:rPr>
-      </w:pPr>
-      <w:r>
-        <w:rPr>
-          <w:sz w:val="24"/>
-          <w:szCs w:val="24"/>
-        </w:rPr>
-        <w:t>Finalmente, se muestra el registro de las solicitudes procesadas en la Data Table, donde se pueden ver las 15 solicitudes que fueron ingresadas y procesadas por el workflow. Este registro se puede ver en el Anexo 2.</w:t>
-      </w:r>
-    </w:p>
-    <w:p>
-      <w:pPr>
-        <w:rPr>
-          <w:b/>
-          <w:bCs/>
-          <w:sz w:val="28"/>
-          <w:szCs w:val="28"/>
-        </w:rPr>
-      </w:pPr>
-      <w:r>
-        <w:rPr>
-          <w:b/>
-          <w:bCs/>
-          <w:sz w:val="28"/>
-          <w:szCs w:val="28"/>
-        </w:rPr>
-        <w:t>4.</w:t>
-      </w:r>
-      <w:r>
-        <w:rPr>
-          <w:b/>
-          <w:bCs/>
-          <w:sz w:val="28"/>
-          <w:szCs w:val="28"/>
-        </w:rPr>
-        <w:t xml:space="preserve"> Parte B</w:t>
-      </w:r>
-    </w:p>
-    <w:p>
-      <w:pPr>
-        <w:rPr>
-          <w:b/>
-          <w:bCs/>
-          <w:sz w:val="24"/>
-          <w:szCs w:val="24"/>
-        </w:rPr>
-      </w:pPr>
-      <w:r>
-        <w:rPr>
-          <w:b/>
-          <w:bCs/>
-          <w:sz w:val="24"/>
-          <w:szCs w:val="24"/>
-        </w:rPr>
-        <w:t>4.1 Generación del resumen</w:t>
-      </w:r>
-    </w:p>
-    <w:p>
-      <w:pPr>
-        <w:rPr>
-          <w:sz w:val="24"/>
-          <w:szCs w:val="24"/>
-        </w:rPr>
-      </w:pPr>
-      <w:r>
-        <w:rPr>
-          <w:sz w:val="24"/>
-          <w:szCs w:val="24"/>
-        </w:rPr>
-        <w:t xml:space="preserve">Para esta parte se implementó el workflow lab3resumen, que tiene como objetivo tomar los registros que están guardados en la data table y generar </w:t>
+        <w:t>Para las 15 solicitudes utilizadas en el laboratorio, el resumen obtenido fue de 5 solicitudes en APROBACION, 7 en RECHAZO_PLAZO y 3 en REVISION_MONTO. El monto total procesado fue de $1.251.820 y se obtuvo una tasa de aprobación de 33,3%.</w:t>
+      </w:r>
+    </w:p>
+    <w:p>
+      <w:pPr>
+        <w:rPr>
+          <w:b/>
+          <w:bCs/>
+          <w:sz w:val="24"/>
+          <w:szCs w:val="24"/>
+        </w:rPr>
+      </w:pPr>
+      <w:r>
+        <w:rPr>
+          <w:b/>
+          <w:bCs/>
+          <w:sz w:val="24"/>
+          <w:szCs w:val="24"/>
+        </w:rPr>
+        <w:t xml:space="preserve">4.3 </w:t>
+      </w:r>
+      <w:r>
+        <w:rPr>
+          <w:b/>
+          <w:bCs/>
+          <w:sz w:val="24"/>
+          <w:szCs w:val="24"/>
+        </w:rPr>
+        <w:t>Automatización</w:t>
+      </w:r>
+    </w:p>
+    <w:p>
+      <w:pPr>
+        <w:rPr>
+          <w:sz w:val="24"/>
+          <w:szCs w:val="24"/>
+        </w:rPr>
+      </w:pPr>
+      <w:r>
+        <w:rPr>
+          <w:sz w:val="24"/>
+          <w:szCs w:val="24"/>
+        </w:rPr>
+        <w:t xml:space="preserve">El uso del Schedule Trigger permite que este resumen se haga </w:t>
       </w:r>
       <w:r>
         <w:rPr>
@@ -1432,22 +1767,92 @@
           <w:sz w:val="24"/>
           <w:szCs w:val="24"/>
         </w:rPr>
-        <w:t xml:space="preserve"> un resumen del proceso.</w:t>
-      </w:r>
-    </w:p>
-    <w:p>
-      <w:pPr>
-        <w:rPr>
-          <w:sz w:val="24"/>
-          <w:szCs w:val="24"/>
-        </w:rPr>
-      </w:pPr>
-      <w:r>
-        <w:rPr>
-          <w:sz w:val="24"/>
-          <w:szCs w:val="24"/>
-        </w:rPr>
-        <w:t>El workflow comienza con un Schedule Trigger, que está configurado para ejecutarse una vez al día. Después se obtienen los registros que están disponibles en registro_solicitudes y con estos datos se procesa la información para poder juntar y ordenar la información de las solicitudes.</w:t>
+        <w:t xml:space="preserve"> una vez al </w:t>
+      </w:r>
+      <w:r>
+        <w:rPr>
+          <w:sz w:val="24"/>
+          <w:szCs w:val="24"/>
+        </w:rPr>
+        <w:t>día</w:t>
+      </w:r>
+      <w:r>
+        <w:rPr>
+          <w:sz w:val="24"/>
+          <w:szCs w:val="24"/>
+        </w:rPr>
+        <w:t xml:space="preserve">, sin tener que ejecutar el workflow de forma manual. De esta manera, cada vez que se ejecute puede tomar los registros que </w:t>
+      </w:r>
+      <w:r>
+        <w:rPr>
+          <w:sz w:val="24"/>
+          <w:szCs w:val="24"/>
+        </w:rPr>
+        <w:t>estén</w:t>
+      </w:r>
+      <w:r>
+        <w:rPr>
+          <w:sz w:val="24"/>
+          <w:szCs w:val="24"/>
+        </w:rPr>
+        <w:t xml:space="preserve"> disponibles en la Data Table en ese momento.</w:t>
+      </w:r>
+    </w:p>
+    <w:p>
+      <w:pPr>
+        <w:rPr>
+          <w:sz w:val="24"/>
+          <w:szCs w:val="24"/>
+        </w:rPr>
+      </w:pPr>
+      <w:r>
+        <w:rPr>
+          <w:sz w:val="24"/>
+          <w:szCs w:val="24"/>
+        </w:rPr>
+        <w:t xml:space="preserve">En caso de que no </w:t>
+      </w:r>
+      <w:r>
+        <w:rPr>
+          <w:sz w:val="24"/>
+          <w:szCs w:val="24"/>
+        </w:rPr>
+        <w:t>haya</w:t>
+      </w:r>
+      <w:r>
+        <w:rPr>
+          <w:sz w:val="24"/>
+          <w:szCs w:val="24"/>
+        </w:rPr>
+        <w:t xml:space="preserve"> solicitudes registradas para ese periodo, no van a existir datos nuevos que se puedan juntar, por lo que el resumen de ese </w:t>
+      </w:r>
+      <w:r>
+        <w:rPr>
+          <w:sz w:val="24"/>
+          <w:szCs w:val="24"/>
+        </w:rPr>
+        <w:t>día</w:t>
+      </w:r>
+      <w:r>
+        <w:rPr>
+          <w:sz w:val="24"/>
+          <w:szCs w:val="24"/>
+        </w:rPr>
+        <w:t xml:space="preserve"> no </w:t>
+      </w:r>
+      <w:r>
+        <w:rPr>
+          <w:sz w:val="24"/>
+          <w:szCs w:val="24"/>
+        </w:rPr>
+        <w:t>tendría</w:t>
+      </w:r>
+      <w:r>
+        <w:rPr>
+          <w:sz w:val="24"/>
+          <w:szCs w:val="24"/>
+        </w:rPr>
+        <w:t xml:space="preserve"> nuevas solicitudes para mostrar.</w:t>
       </w:r>
       <w:r>
         <w:rPr>
@@ -1456,12 +1861,87 @@
         </w:rPr>
         <w:t xml:space="preserve"> </w:t>
       </w:r>
-      <w:r>
-        <w:rPr>
-          <w:sz w:val="24"/>
-          <w:szCs w:val="24"/>
-        </w:rPr>
-        <w:t xml:space="preserve">A partir de estos datos se obtiene la cantidad de solicitudes que hay por cada ruta, el monto total de cada ruta, el monto total del día y </w:t>
+    </w:p>
+    <w:p>
+      <w:pPr>
+        <w:rPr>
+          <w:sz w:val="24"/>
+          <w:szCs w:val="24"/>
+        </w:rPr>
+      </w:pPr>
+      <w:r>
+        <w:rPr>
+          <w:sz w:val="24"/>
+          <w:szCs w:val="24"/>
+        </w:rPr>
+        <w:t>La ejecución del workflow lab3resumen, donde se pueden ver los resultados obtenidos, se muestra en el Anexo 3</w:t>
+      </w:r>
+    </w:p>
+    <w:p>
+      <w:pPr>
+        <w:rPr>
+          <w:b/>
+          <w:bCs/>
+          <w:sz w:val="28"/>
+          <w:szCs w:val="28"/>
+        </w:rPr>
+      </w:pPr>
+      <w:r>
+        <w:rPr>
+          <w:b/>
+          <w:bCs/>
+          <w:sz w:val="28"/>
+          <w:szCs w:val="28"/>
+        </w:rPr>
+        <w:t>5. Parte C</w:t>
+      </w:r>
+    </w:p>
+    <w:p>
+      <w:pPr>
+        <w:rPr>
+          <w:b/>
+          <w:bCs/>
+          <w:sz w:val="24"/>
+          <w:szCs w:val="24"/>
+        </w:rPr>
+      </w:pPr>
+      <w:r>
+        <w:rPr>
+          <w:b/>
+          <w:bCs/>
+          <w:sz w:val="24"/>
+          <w:szCs w:val="24"/>
+        </w:rPr>
+        <w:t>5.1 Pruebas con entradas inválidas</w:t>
+      </w:r>
+    </w:p>
+    <w:p>
+      <w:pPr>
+        <w:rPr>
+          <w:sz w:val="24"/>
+          <w:szCs w:val="24"/>
+        </w:rPr>
+      </w:pPr>
+      <w:r>
+        <w:rPr>
+          <w:sz w:val="24"/>
+          <w:szCs w:val="24"/>
+        </w:rPr>
+        <w:t xml:space="preserve">Para comprobar </w:t>
+      </w:r>
+      <w:r>
+        <w:rPr>
+          <w:sz w:val="24"/>
+          <w:szCs w:val="24"/>
+        </w:rPr>
+        <w:t>cómo</w:t>
+      </w:r>
+      <w:r>
+        <w:rPr>
+          <w:sz w:val="24"/>
+          <w:szCs w:val="24"/>
+        </w:rPr>
+        <w:t xml:space="preserve"> funciona el sistema cuando se ingresan datos incorrectos, se hicieron distintas pruebas usando solicitudes modificadas. El objetivo era verificar que las reglas de validación funcionaran bien y </w:t>
       </w:r>
       <w:r>
         <w:rPr>
@@ -1475,111 +1955,165 @@
           <w:sz w:val="24"/>
           <w:szCs w:val="24"/>
         </w:rPr>
-        <w:t xml:space="preserve"> la tasa de aprobación. Con esto se pueden sacar los principales indicadores del proceso de forma </w:t>
-      </w:r>
-      <w:r>
-        <w:rPr>
-          <w:sz w:val="24"/>
-          <w:szCs w:val="24"/>
-        </w:rPr>
-        <w:t>automática</w:t>
-      </w:r>
-      <w:r>
-        <w:rPr>
-          <w:sz w:val="24"/>
-          <w:szCs w:val="24"/>
-        </w:rPr>
-        <w:t xml:space="preserve">, sin tener que hacer todos los </w:t>
-      </w:r>
-      <w:r>
-        <w:rPr>
-          <w:sz w:val="24"/>
-          <w:szCs w:val="24"/>
-        </w:rPr>
-        <w:t>cálculos</w:t>
-      </w:r>
-      <w:r>
-        <w:rPr>
-          <w:sz w:val="24"/>
-          <w:szCs w:val="24"/>
-        </w:rPr>
-        <w:t xml:space="preserve"> manualmente cada vez.</w:t>
-      </w:r>
-    </w:p>
-    <w:p>
-      <w:pPr>
-        <w:rPr>
-          <w:b/>
-          <w:bCs/>
-          <w:sz w:val="24"/>
-          <w:szCs w:val="24"/>
-        </w:rPr>
-      </w:pPr>
-      <w:r>
-        <w:rPr>
-          <w:b/>
-          <w:bCs/>
-          <w:sz w:val="24"/>
-          <w:szCs w:val="24"/>
-        </w:rPr>
-        <w:t>4.2 Resultados</w:t>
-      </w:r>
-    </w:p>
-    <w:p>
-      <w:pPr>
-        <w:rPr>
-          <w:sz w:val="24"/>
-          <w:szCs w:val="24"/>
-        </w:rPr>
-      </w:pPr>
-      <w:r>
-        <w:rPr>
-          <w:sz w:val="24"/>
-          <w:szCs w:val="24"/>
-        </w:rPr>
-        <w:t xml:space="preserve">Para generar el resumen, los registros que se obtuvieron desde la Data Table se agrupan </w:t>
-      </w:r>
-      <w:r>
-        <w:rPr>
-          <w:sz w:val="24"/>
-          <w:szCs w:val="24"/>
-        </w:rPr>
-        <w:t>según</w:t>
-      </w:r>
-      <w:r>
-        <w:rPr>
-          <w:sz w:val="24"/>
-          <w:szCs w:val="24"/>
-        </w:rPr>
-        <w:t xml:space="preserve"> la ruta que fue asignada durante el procesamiento. Con esta información se puede saber </w:t>
-      </w:r>
-      <w:r>
-        <w:rPr>
-          <w:sz w:val="24"/>
-          <w:szCs w:val="24"/>
-        </w:rPr>
-        <w:t>cuántas</w:t>
-      </w:r>
-      <w:r>
-        <w:rPr>
-          <w:sz w:val="24"/>
-          <w:szCs w:val="24"/>
-        </w:rPr>
-        <w:t xml:space="preserve"> solicitudes corresponden a cada </w:t>
-      </w:r>
-      <w:r>
-        <w:rPr>
-          <w:sz w:val="24"/>
-          <w:szCs w:val="24"/>
-        </w:rPr>
-        <w:t>categoría</w:t>
-      </w:r>
-      <w:r>
-        <w:rPr>
-          <w:sz w:val="24"/>
-          <w:szCs w:val="24"/>
-        </w:rPr>
-        <w:t xml:space="preserve"> y </w:t>
+        <w:t xml:space="preserve"> ver </w:t>
+      </w:r>
+      <w:r>
+        <w:rPr>
+          <w:sz w:val="24"/>
+          <w:szCs w:val="24"/>
+        </w:rPr>
+        <w:t>qué</w:t>
+      </w:r>
+      <w:r>
+        <w:rPr>
+          <w:sz w:val="24"/>
+          <w:szCs w:val="24"/>
+        </w:rPr>
+        <w:t xml:space="preserve"> pasaba cuando los datos no se </w:t>
+      </w:r>
+      <w:r>
+        <w:rPr>
+          <w:sz w:val="24"/>
+          <w:szCs w:val="24"/>
+        </w:rPr>
+        <w:t>podían</w:t>
+      </w:r>
+      <w:r>
+        <w:rPr>
+          <w:sz w:val="24"/>
+          <w:szCs w:val="24"/>
+        </w:rPr>
+        <w:t xml:space="preserve"> procesar correctamente por el workflow.</w:t>
+      </w:r>
+    </w:p>
+    <w:p>
+      <w:pPr>
+        <w:rPr>
+          <w:sz w:val="24"/>
+          <w:szCs w:val="24"/>
+        </w:rPr>
+      </w:pPr>
+      <w:r>
+        <w:rPr>
+          <w:sz w:val="24"/>
+          <w:szCs w:val="24"/>
+        </w:rPr>
+        <w:t>La primera prueba fue enviar una solicitud sin el campo id_solicitud. Como este campo es necesario para poder identificar la solicitud, el sistema detectó que faltaba y la clasificó como INVALIDO_CAMPO, indicando como motivo que faltaba el id_solicitud. Este resultado era el esperado según la primera regla de negocio</w:t>
+      </w:r>
+      <w:r>
+        <w:rPr>
+          <w:sz w:val="24"/>
+          <w:szCs w:val="24"/>
+        </w:rPr>
+        <w:t>, esto se puede evidenciar en el anexo 4.</w:t>
+      </w:r>
+    </w:p>
+    <w:p>
+      <w:pPr>
+        <w:rPr>
+          <w:sz w:val="24"/>
+          <w:szCs w:val="24"/>
+        </w:rPr>
+      </w:pPr>
+      <w:r>
+        <w:rPr>
+          <w:sz w:val="24"/>
+          <w:szCs w:val="24"/>
+        </w:rPr>
+        <w:t>La segunda prueba fue ingresar un monto igual a 0. En este caso, la solicitud quedó clasificada como INVALIDO_MONTO, ya que la regla indica que el monto tiene que ser estrictamente mayor que cero. Con esto se pudo comprobar que el Switch identifica este tipo de dato antes de seguir con las otras reglas</w:t>
+      </w:r>
+      <w:r>
+        <w:rPr>
+          <w:sz w:val="24"/>
+          <w:szCs w:val="24"/>
+        </w:rPr>
+        <w:t>, esto se puede ver en el anexo 5.</w:t>
+      </w:r>
+    </w:p>
+    <w:p>
+      <w:pPr>
+        <w:rPr>
+          <w:sz w:val="24"/>
+          <w:szCs w:val="24"/>
+        </w:rPr>
+      </w:pPr>
+      <w:r>
+        <w:rPr>
+          <w:sz w:val="24"/>
+          <w:szCs w:val="24"/>
+        </w:rPr>
+        <w:t xml:space="preserve">Finalmente, se hizo una prueba ingresando un monto con un valor que no era numérico. En este caso, el valor no se pudo convertir correctamente </w:t>
+      </w:r>
+      <w:r>
+        <w:rPr>
+          <w:sz w:val="24"/>
+          <w:szCs w:val="24"/>
+        </w:rPr>
+        <w:t>mediante. toNumber (</w:t>
+      </w:r>
+      <w:r>
+        <w:rPr>
+          <w:sz w:val="24"/>
+          <w:szCs w:val="24"/>
+        </w:rPr>
+        <w:t xml:space="preserve">), por lo que se produjo un error en el nodo Switch. A diferencia de las pruebas anteriores, esta entrada no fue clasificada simplemente como inválida, sino </w:t>
+      </w:r>
+      <w:r>
+        <w:rPr>
+          <w:sz w:val="24"/>
+          <w:szCs w:val="24"/>
+        </w:rPr>
+        <w:lastRenderedPageBreak/>
+        <w:t>que generó un error durante la ejecución del workflow</w:t>
+      </w:r>
+      <w:r>
+        <w:rPr>
+          <w:sz w:val="24"/>
+          <w:szCs w:val="24"/>
+        </w:rPr>
+        <w:t>, lo que se puede ver en el anexo 6.</w:t>
+      </w:r>
+    </w:p>
+    <w:p>
+      <w:pPr>
+        <w:rPr>
+          <w:sz w:val="24"/>
+          <w:szCs w:val="24"/>
+        </w:rPr>
+      </w:pPr>
+    </w:p>
+    <w:p>
+      <w:pPr>
+        <w:rPr>
+          <w:b/>
+          <w:bCs/>
+          <w:sz w:val="24"/>
+          <w:szCs w:val="24"/>
+        </w:rPr>
+      </w:pPr>
+      <w:r>
+        <w:rPr>
+          <w:b/>
+          <w:bCs/>
+          <w:sz w:val="24"/>
+          <w:szCs w:val="24"/>
+        </w:rPr>
+        <w:t xml:space="preserve">5.2 Manejo de errores </w:t>
+      </w:r>
+    </w:p>
+    <w:p>
+      <w:pPr>
+        <w:rPr>
+          <w:sz w:val="24"/>
+          <w:szCs w:val="24"/>
+        </w:rPr>
+      </w:pPr>
+      <w:r>
+        <w:rPr>
+          <w:sz w:val="24"/>
+          <w:szCs w:val="24"/>
+        </w:rPr>
+        <w:t xml:space="preserve">Además de probar diferentes entradas, </w:t>
       </w:r>
       <w:r>
         <w:rPr>
@@ -1593,6 +2127,141 @@
           <w:sz w:val="24"/>
           <w:szCs w:val="24"/>
         </w:rPr>
+        <w:t xml:space="preserve"> se revisó como n8n maneja los errores mediante la configuración On Error de los nodos.</w:t>
+      </w:r>
+    </w:p>
+    <w:p>
+      <w:pPr>
+        <w:rPr>
+          <w:sz w:val="24"/>
+          <w:szCs w:val="24"/>
+        </w:rPr>
+      </w:pPr>
+      <w:r>
+        <w:rPr>
+          <w:sz w:val="24"/>
+          <w:szCs w:val="24"/>
+        </w:rPr>
+        <w:t xml:space="preserve">n8n tiene tres alternativas principales. La primera es Stop Workflow, que detiene la ejecución cuando ocurre un error. La segunda es Continue (using regular output), que permite seguir usando la salida normal del nodo. Y la tercera es Continue (using error output), que permite </w:t>
+      </w:r>
+      <w:r>
+        <w:rPr>
+          <w:sz w:val="24"/>
+          <w:szCs w:val="24"/>
+        </w:rPr>
+        <w:t>continuar,</w:t>
+      </w:r>
+      <w:r>
+        <w:rPr>
+          <w:sz w:val="24"/>
+          <w:szCs w:val="24"/>
+        </w:rPr>
+        <w:t xml:space="preserve"> pero usando una salida destinada al manejo del error.</w:t>
+      </w:r>
+    </w:p>
+    <w:p>
+      <w:pPr>
+        <w:rPr>
+          <w:sz w:val="24"/>
+          <w:szCs w:val="24"/>
+        </w:rPr>
+      </w:pPr>
+      <w:r>
+        <w:rPr>
+          <w:sz w:val="24"/>
+          <w:szCs w:val="24"/>
+        </w:rPr>
+        <w:t>Para el nodo Switch se utilizó la opción Stop Workflow, ya que si ocurre un error al convertir los datos no se puede realizar correctamente la clasificación. En este caso, detener el flujo permite que una solicitud que no pudo ser procesada no siga pasando a las siguientes etapas</w:t>
+      </w:r>
+      <w:r>
+        <w:rPr>
+          <w:sz w:val="24"/>
+          <w:szCs w:val="24"/>
+        </w:rPr>
+        <w:t xml:space="preserve">, estas configuraciones se pueden evidenciar en </w:t>
+      </w:r>
+      <w:r>
+        <w:rPr>
+          <w:sz w:val="24"/>
+          <w:szCs w:val="24"/>
+        </w:rPr>
+        <w:t>él. json</w:t>
+      </w:r>
+      <w:r>
+        <w:rPr>
+          <w:sz w:val="24"/>
+          <w:szCs w:val="24"/>
+        </w:rPr>
+        <w:t xml:space="preserve"> de LAB3.</w:t>
+      </w:r>
+    </w:p>
+    <w:p>
+      <w:pPr>
+        <w:rPr>
+          <w:sz w:val="24"/>
+          <w:szCs w:val="24"/>
+        </w:rPr>
+      </w:pPr>
+    </w:p>
+    <w:p>
+      <w:pPr>
+        <w:rPr>
+          <w:b/>
+          <w:bCs/>
+          <w:sz w:val="24"/>
+          <w:szCs w:val="24"/>
+        </w:rPr>
+      </w:pPr>
+      <w:r>
+        <w:rPr>
+          <w:b/>
+          <w:bCs/>
+          <w:sz w:val="24"/>
+          <w:szCs w:val="24"/>
+        </w:rPr>
+        <w:t>5.3 Pruebas de valores límite</w:t>
+      </w:r>
+    </w:p>
+    <w:p>
+      <w:pPr>
+        <w:rPr>
+          <w:sz w:val="24"/>
+          <w:szCs w:val="24"/>
+        </w:rPr>
+      </w:pPr>
+      <w:r>
+        <w:rPr>
+          <w:sz w:val="24"/>
+          <w:szCs w:val="24"/>
+        </w:rPr>
+        <w:t>También</w:t>
+      </w:r>
+      <w:r>
+        <w:rPr>
+          <w:sz w:val="24"/>
+          <w:szCs w:val="24"/>
+        </w:rPr>
+        <w:t xml:space="preserve"> se hicieron pruebas para comprobar </w:t>
+      </w:r>
+      <w:r>
+        <w:rPr>
+          <w:sz w:val="24"/>
+          <w:szCs w:val="24"/>
+        </w:rPr>
+        <w:t>cómo</w:t>
+      </w:r>
+      <w:r>
+        <w:rPr>
+          <w:sz w:val="24"/>
+          <w:szCs w:val="24"/>
+        </w:rPr>
+        <w:t xml:space="preserve"> funciona el flujo con los valores límite definidos por los parámetros U y D.</w:t>
+      </w:r>
+      <w:r>
+        <w:rPr>
+          <w:sz w:val="24"/>
+          <w:szCs w:val="24"/>
+        </w:rPr>
         <w:t xml:space="preserve"> </w:t>
       </w:r>
       <w:r>
@@ -1600,14 +2269,150 @@
           <w:sz w:val="24"/>
           <w:szCs w:val="24"/>
         </w:rPr>
-        <w:t>cuánto</w:t>
-      </w:r>
-      <w:r>
-        <w:rPr>
-          <w:sz w:val="24"/>
-          <w:szCs w:val="24"/>
-        </w:rPr>
-        <w:t xml:space="preserve"> dinero representa cada una.</w:t>
+        <w:t>Para comprobar el límite del monto, se ingresó una solicitud con un valor exactamente igual a U = $70.000. La solicitud fue clasificada como APROBACION, lo que demuestra que la condición utilizada es monto &gt; U. Por lo tanto, cuando el monto es exactamente igual a U, no se activa la regla de revisión por monto.</w:t>
+      </w:r>
+      <w:r>
+        <w:rPr>
+          <w:sz w:val="24"/>
+          <w:szCs w:val="24"/>
+        </w:rPr>
+        <w:t xml:space="preserve"> Esto se puede ver en el anexo 7.</w:t>
+      </w:r>
+    </w:p>
+    <w:p>
+      <w:pPr>
+        <w:rPr>
+          <w:sz w:val="24"/>
+          <w:szCs w:val="24"/>
+        </w:rPr>
+      </w:pPr>
+      <w:r>
+        <w:rPr>
+          <w:sz w:val="24"/>
+          <w:szCs w:val="24"/>
+        </w:rPr>
+        <w:t xml:space="preserve">También se hizo una prueba utilizando exactamente D = 7 días desde la compra. En este caso, la solicitud </w:t>
+      </w:r>
+      <w:r>
+        <w:rPr>
+          <w:sz w:val="24"/>
+          <w:szCs w:val="24"/>
+        </w:rPr>
+        <w:t>también</w:t>
+      </w:r>
+      <w:r>
+        <w:rPr>
+          <w:sz w:val="24"/>
+          <w:szCs w:val="24"/>
+        </w:rPr>
+        <w:t xml:space="preserve"> fue aprobada, ya que la condición de rechazo corresponde a dias_desde_compra &gt; D. Por lo tanto, cuando tiene exactamente 7 días todavía se encuentra dentro del plazo permitido.</w:t>
+      </w:r>
+      <w:r>
+        <w:rPr>
+          <w:sz w:val="24"/>
+          <w:szCs w:val="24"/>
+        </w:rPr>
+        <w:t xml:space="preserve"> Esto </w:t>
+      </w:r>
+      <w:r>
+        <w:rPr>
+          <w:sz w:val="24"/>
+          <w:szCs w:val="24"/>
+        </w:rPr>
+        <w:t xml:space="preserve">también </w:t>
+      </w:r>
+      <w:r>
+        <w:rPr>
+          <w:sz w:val="24"/>
+          <w:szCs w:val="24"/>
+        </w:rPr>
+        <w:t xml:space="preserve">se puede ver en el anexo </w:t>
+      </w:r>
+      <w:r>
+        <w:rPr>
+          <w:sz w:val="24"/>
+          <w:szCs w:val="24"/>
+        </w:rPr>
+        <w:t>7</w:t>
+      </w:r>
+      <w:r>
+        <w:rPr>
+          <w:sz w:val="24"/>
+          <w:szCs w:val="24"/>
+        </w:rPr>
+        <w:t>.</w:t>
+      </w:r>
+    </w:p>
+    <w:p>
+      <w:pPr>
+        <w:rPr>
+          <w:sz w:val="24"/>
+          <w:szCs w:val="24"/>
+        </w:rPr>
+      </w:pPr>
+      <w:r>
+        <w:rPr>
+          <w:sz w:val="24"/>
+          <w:szCs w:val="24"/>
+        </w:rPr>
+        <w:t xml:space="preserve">Estas pruebas permitieron comprobar que los límites establecidos en las reglas fueron implementados </w:t>
+      </w:r>
+      <w:r>
+        <w:rPr>
+          <w:sz w:val="24"/>
+          <w:szCs w:val="24"/>
+        </w:rPr>
+        <w:t>de acuerdo con</w:t>
+      </w:r>
+      <w:r>
+        <w:rPr>
+          <w:sz w:val="24"/>
+          <w:szCs w:val="24"/>
+        </w:rPr>
+        <w:t xml:space="preserve"> lo solicitado y que los valores exactamente iguales a U y D no se consideran como valores que superan estos límites.</w:t>
+      </w:r>
+    </w:p>
+    <w:p>
+      <w:pPr>
+        <w:rPr>
+          <w:sz w:val="24"/>
+          <w:szCs w:val="24"/>
+        </w:rPr>
+      </w:pPr>
+    </w:p>
+    <w:p>
+      <w:pPr>
+        <w:rPr>
+          <w:b/>
+          <w:bCs/>
+          <w:sz w:val="24"/>
+          <w:szCs w:val="24"/>
+        </w:rPr>
+      </w:pPr>
+      <w:r>
+        <w:rPr>
+          <w:b/>
+          <w:bCs/>
+          <w:sz w:val="24"/>
+          <w:szCs w:val="24"/>
+        </w:rPr>
+        <w:t>5.4 Prueba de tipo de dato</w:t>
+      </w:r>
+    </w:p>
+    <w:p>
+      <w:pPr>
+        <w:rPr>
+          <w:sz w:val="24"/>
+          <w:szCs w:val="24"/>
+        </w:rPr>
+      </w:pPr>
+      <w:r>
+        <w:rPr>
+          <w:sz w:val="24"/>
+          <w:szCs w:val="24"/>
+        </w:rPr>
+        <w:lastRenderedPageBreak/>
+        <w:t>Para comprobar la importancia del tipo de dato utilizado en las condiciones del Switch, se modificó temporalmente la condición relacionada con el monto para que esperara un valor de tipo String en vez de Number.</w:t>
       </w:r>
       <w:r>
         <w:rPr>
@@ -1621,87 +2426,412 @@
           <w:sz w:val="24"/>
           <w:szCs w:val="24"/>
         </w:rPr>
-        <w:t xml:space="preserve">Además, se calcula el monto total considerando todas las solicitudes del </w:t>
-      </w:r>
-      <w:r>
-        <w:rPr>
-          <w:sz w:val="24"/>
-          <w:szCs w:val="24"/>
-        </w:rPr>
-        <w:t>día</w:t>
-      </w:r>
-      <w:r>
-        <w:rPr>
-          <w:sz w:val="24"/>
-          <w:szCs w:val="24"/>
-        </w:rPr>
-        <w:t xml:space="preserve"> y la tasa de aprobación, que se obtiene con la cantidad de solicitudes que quedaron clasificadas como APROBACION dividido por el total de solicitudes procesadas.</w:t>
-      </w:r>
-    </w:p>
-    <w:p>
-      <w:pPr>
-        <w:rPr>
-          <w:sz w:val="24"/>
-          <w:szCs w:val="24"/>
-        </w:rPr>
-      </w:pPr>
-      <w:r>
-        <w:rPr>
-          <w:sz w:val="24"/>
-          <w:szCs w:val="24"/>
-        </w:rPr>
-        <w:t xml:space="preserve">Para las 15 solicitudes utilizadas en el laboratorio, el resumen obtenido fue de 5 solicitudes en APROBACION, 7 en RECHAZO_PLAZO y 3 en REVISION_MONTO. El </w:t>
-      </w:r>
+        <w:t>Después se ejecutó una solicitud de prueba utilizando un monto numérico. n8n detectó que el tipo de dato recibido no era el mismo que el tipo esperado y mostró un error, indicando que el valor era un número cuando se esperaba un texto.</w:t>
+      </w:r>
+      <w:r>
+        <w:rPr>
+          <w:sz w:val="24"/>
+          <w:szCs w:val="24"/>
+        </w:rPr>
+        <w:t xml:space="preserve"> </w:t>
+      </w:r>
+      <w:r>
+        <w:rPr>
+          <w:sz w:val="24"/>
+          <w:szCs w:val="24"/>
+        </w:rPr>
+        <w:t>Con esta prueba se pudo demostrar que configurar correctamente el tipo de dato en las condiciones es importante para que las comparaciones funcionen bien. Una vez terminada la prueba, la condición se volvió a dejar como Number, dejando el workflow nuevamente con su configuración original.</w:t>
+      </w:r>
+      <w:r>
+        <w:rPr>
+          <w:sz w:val="24"/>
+          <w:szCs w:val="24"/>
+        </w:rPr>
+        <w:t xml:space="preserve"> La realización de esto se puede evidenciar en el anexo </w:t>
+      </w:r>
+      <w:r>
+        <w:rPr>
+          <w:sz w:val="24"/>
+          <w:szCs w:val="24"/>
+        </w:rPr>
+        <w:t>8</w:t>
+      </w:r>
+      <w:r>
+        <w:rPr>
+          <w:sz w:val="24"/>
+          <w:szCs w:val="24"/>
+        </w:rPr>
+        <w:t>.</w:t>
+      </w:r>
+    </w:p>
+    <w:p>
+      <w:pPr>
+        <w:rPr>
+          <w:sz w:val="24"/>
+          <w:szCs w:val="24"/>
+        </w:rPr>
+      </w:pPr>
+    </w:p>
+    <w:p>
+      <w:pPr>
+        <w:rPr>
+          <w:b/>
+          <w:bCs/>
+          <w:sz w:val="24"/>
+          <w:szCs w:val="24"/>
+        </w:rPr>
+      </w:pPr>
+      <w:r>
+        <w:rPr>
+          <w:b/>
+          <w:bCs/>
+          <w:sz w:val="24"/>
+          <w:szCs w:val="24"/>
+        </w:rPr>
+        <w:t>5.5 Caso de SKU no válido</w:t>
+      </w:r>
+    </w:p>
+    <w:p>
+      <w:pPr>
+        <w:rPr>
+          <w:sz w:val="24"/>
+          <w:szCs w:val="24"/>
+        </w:rPr>
+      </w:pPr>
+      <w:r>
+        <w:rPr>
+          <w:sz w:val="24"/>
+          <w:szCs w:val="24"/>
+        </w:rPr>
+        <w:t>Otra prueba consistió en utilizar un SKU que no pertenece a los productos considerados, específicamente ZZ-999.</w:t>
+      </w:r>
+    </w:p>
+    <w:p>
+      <w:pPr>
+        <w:rPr>
+          <w:sz w:val="24"/>
+          <w:szCs w:val="24"/>
+        </w:rPr>
+      </w:pPr>
+      <w:r>
+        <w:rPr>
+          <w:sz w:val="24"/>
+          <w:szCs w:val="24"/>
+        </w:rPr>
+        <w:t>En este caso, la solicitud pudo continuar normalmente y fue clasificada como APROBACION. Esto pasa porque el workflow actualmente utiliza el SKU como un dato de la solicitud, pero no realiza una validación para comprobar si este existe realmente en un catálogo de productos.</w:t>
+      </w:r>
+      <w:r>
+        <w:rPr>
+          <w:sz w:val="24"/>
+          <w:szCs w:val="24"/>
+        </w:rPr>
+        <w:t xml:space="preserve"> </w:t>
+      </w:r>
+      <w:r>
+        <w:rPr>
+          <w:sz w:val="24"/>
+          <w:szCs w:val="24"/>
+        </w:rPr>
+        <w:t>Por lo tanto, el sistema puede revisar si una solicitud cumple con las reglas de monto, plazo y estado, pero no puede comprobar si el SKU corresponde realmente a un producto válido. Para solucionar esto sería necesario agregar una fuente de información adicional, como un catálogo de productos, y agregar una validación que compruebe si el SKU existe antes de continuar con la clasificación.</w:t>
+      </w:r>
+      <w:r>
+        <w:rPr>
+          <w:sz w:val="24"/>
+          <w:szCs w:val="24"/>
+        </w:rPr>
+        <w:t xml:space="preserve"> Esta prueba se puede ver en el anexo </w:t>
+      </w:r>
+      <w:r>
+        <w:rPr>
+          <w:sz w:val="24"/>
+          <w:szCs w:val="24"/>
+        </w:rPr>
+        <w:t>9</w:t>
+      </w:r>
+      <w:r>
+        <w:rPr>
+          <w:sz w:val="24"/>
+          <w:szCs w:val="24"/>
+        </w:rPr>
+        <w:t>.</w:t>
+      </w:r>
+    </w:p>
+    <w:p>
+      <w:pPr>
+        <w:rPr>
+          <w:sz w:val="24"/>
+          <w:szCs w:val="24"/>
+        </w:rPr>
+      </w:pPr>
+    </w:p>
+    <w:p>
+      <w:pPr>
+        <w:rPr>
+          <w:b/>
+          <w:bCs/>
+          <w:sz w:val="24"/>
+          <w:szCs w:val="24"/>
+        </w:rPr>
+      </w:pPr>
+      <w:r>
+        <w:rPr>
+          <w:b/>
+          <w:bCs/>
+          <w:sz w:val="24"/>
+          <w:szCs w:val="24"/>
+        </w:rPr>
+        <w:t>5.6 Casos que generan errores y casos que el flujo no puede resolver</w:t>
+      </w:r>
+    </w:p>
+    <w:p>
+      <w:pPr>
+        <w:rPr>
+          <w:sz w:val="24"/>
+          <w:szCs w:val="24"/>
+        </w:rPr>
+      </w:pPr>
+      <w:r>
+        <w:rPr>
+          <w:sz w:val="24"/>
+          <w:szCs w:val="24"/>
+        </w:rPr>
+        <w:t>Las pruebas realizadas permitieron identificar una diferencia entre un dato inválido que el workflow puede detectar y un dato que el workflow actualmente no tiene como validar.</w:t>
+      </w:r>
+      <w:r>
+        <w:rPr>
+          <w:sz w:val="24"/>
+          <w:szCs w:val="24"/>
+        </w:rPr>
+        <w:t xml:space="preserve"> </w:t>
+      </w:r>
+      <w:r>
+        <w:rPr>
+          <w:sz w:val="24"/>
+          <w:szCs w:val="24"/>
+        </w:rPr>
+        <w:t>Por ejemplo, cuando falta el id_solicitud o el monto es igual a cero, existen reglas que permiten detectar estas situaciones y asignar una ruta de invalidez. En cambio, cuando se ingresa "veinte mil" como monto, el problema ocurre antes de la clasificación, ya que el valor no se puede convertir a número y el nodo genera un error.</w:t>
+      </w:r>
+    </w:p>
+    <w:p>
+      <w:pPr>
+        <w:rPr>
+          <w:sz w:val="24"/>
+          <w:szCs w:val="24"/>
+        </w:rPr>
+      </w:pPr>
+      <w:r>
+        <w:rPr>
+          <w:sz w:val="24"/>
+          <w:szCs w:val="24"/>
+        </w:rPr>
+        <w:t xml:space="preserve">Por otro lado, el caso del SKU ZZ-999 no genera un error técnico. El flujo puede procesarlo porque el formato del dato es correcto y ninguna de las reglas actuales comprueba si el producto existe. Por esto, puede terminar en una ruta </w:t>
+      </w:r>
+      <w:r>
+        <w:rPr>
+          <w:sz w:val="24"/>
+          <w:szCs w:val="24"/>
+        </w:rPr>
+        <w:t>válida,</w:t>
+      </w:r>
+      <w:r>
+        <w:rPr>
+          <w:sz w:val="24"/>
+          <w:szCs w:val="24"/>
+        </w:rPr>
+        <w:t xml:space="preserve"> aunque el SKU no sea reconocido.</w:t>
+      </w:r>
+      <w:r>
+        <w:rPr>
+          <w:sz w:val="24"/>
+          <w:szCs w:val="24"/>
+        </w:rPr>
+        <w:t xml:space="preserve"> </w:t>
+      </w:r>
+    </w:p>
+    <w:p>
+      <w:pPr>
+        <w:rPr>
+          <w:sz w:val="24"/>
+          <w:szCs w:val="24"/>
+        </w:rPr>
+      </w:pPr>
       <w:r>
         <w:rPr>
           <w:sz w:val="24"/>
           <w:szCs w:val="24"/>
         </w:rPr>
         <w:lastRenderedPageBreak/>
-        <w:t>monto total procesado fue de $1.251.820 y se obtuvo una tasa de aprobación de 33,3%.</w:t>
-      </w:r>
-    </w:p>
-    <w:p>
-      <w:pPr>
-        <w:rPr>
-          <w:b/>
-          <w:bCs/>
-          <w:sz w:val="24"/>
-          <w:szCs w:val="24"/>
-        </w:rPr>
-      </w:pPr>
-      <w:r>
-        <w:rPr>
-          <w:b/>
-          <w:bCs/>
-          <w:sz w:val="24"/>
-          <w:szCs w:val="24"/>
-        </w:rPr>
-        <w:t xml:space="preserve">4.3 </w:t>
-      </w:r>
-      <w:r>
-        <w:rPr>
-          <w:b/>
-          <w:bCs/>
-          <w:sz w:val="24"/>
-          <w:szCs w:val="24"/>
-        </w:rPr>
-        <w:t>Automatización</w:t>
-      </w:r>
-    </w:p>
-    <w:p>
-      <w:pPr>
-        <w:rPr>
-          <w:sz w:val="24"/>
-          <w:szCs w:val="24"/>
-        </w:rPr>
-      </w:pPr>
-      <w:r>
-        <w:rPr>
-          <w:sz w:val="24"/>
-          <w:szCs w:val="24"/>
-        </w:rPr>
-        <w:t xml:space="preserve">El uso del Schedule Trigger permite que este resumen se haga </w:t>
+        <w:t xml:space="preserve">Estas pruebas permiten identificar las principales limitaciones actuales del sistema y </w:t>
+      </w:r>
+      <w:r>
+        <w:rPr>
+          <w:sz w:val="24"/>
+          <w:szCs w:val="24"/>
+        </w:rPr>
+        <w:t>también</w:t>
+      </w:r>
+      <w:r>
+        <w:rPr>
+          <w:sz w:val="24"/>
+          <w:szCs w:val="24"/>
+        </w:rPr>
+        <w:t xml:space="preserve"> muestran que cosas se </w:t>
+      </w:r>
+      <w:r>
+        <w:rPr>
+          <w:sz w:val="24"/>
+          <w:szCs w:val="24"/>
+        </w:rPr>
+        <w:t>podrían</w:t>
+      </w:r>
+      <w:r>
+        <w:rPr>
+          <w:sz w:val="24"/>
+          <w:szCs w:val="24"/>
+        </w:rPr>
+        <w:t xml:space="preserve"> mejorar en una implementación posterior, principalmente la validación de los tipos de datos y la incorporación de una fuente que permita validar los SKU.</w:t>
+      </w:r>
+    </w:p>
+    <w:p>
+      <w:pPr>
+        <w:rPr>
+          <w:sz w:val="24"/>
+          <w:szCs w:val="24"/>
+        </w:rPr>
+      </w:pPr>
+    </w:p>
+    <w:p>
+      <w:pPr>
+        <w:rPr>
+          <w:b/>
+          <w:bCs/>
+          <w:sz w:val="28"/>
+          <w:szCs w:val="28"/>
+        </w:rPr>
+      </w:pPr>
+      <w:r>
+        <w:rPr>
+          <w:b/>
+          <w:bCs/>
+          <w:sz w:val="28"/>
+          <w:szCs w:val="28"/>
+        </w:rPr>
+        <w:t xml:space="preserve">6. Conclusiones </w:t>
+      </w:r>
+    </w:p>
+    <w:p>
+      <w:pPr>
+        <w:rPr>
+          <w:sz w:val="24"/>
+          <w:szCs w:val="24"/>
+        </w:rPr>
+      </w:pPr>
+      <w:r>
+        <w:rPr>
+          <w:sz w:val="24"/>
+          <w:szCs w:val="24"/>
+        </w:rPr>
+        <w:t xml:space="preserve">A partir del desarrollo del sistema fue posible implementar un flujo automatizado para recibir, procesar y clasificar solicitudes de devolución según las reglas de negocio establecidas. La utilización de distintos workflows permitió separar el procesamiento de las solicitudes, </w:t>
+      </w:r>
+      <w:r>
+        <w:rPr>
+          <w:sz w:val="24"/>
+          <w:szCs w:val="24"/>
+        </w:rPr>
+        <w:t>él</w:t>
+      </w:r>
+      <w:r>
+        <w:rPr>
+          <w:sz w:val="24"/>
+          <w:szCs w:val="24"/>
+        </w:rPr>
+        <w:t xml:space="preserve"> </w:t>
+      </w:r>
+      <w:r>
+        <w:rPr>
+          <w:sz w:val="24"/>
+          <w:szCs w:val="24"/>
+        </w:rPr>
+        <w:t>envió</w:t>
+      </w:r>
+      <w:r>
+        <w:rPr>
+          <w:sz w:val="24"/>
+          <w:szCs w:val="24"/>
+        </w:rPr>
+        <w:t xml:space="preserve"> de información y la generación del resumen diario.</w:t>
+      </w:r>
+    </w:p>
+    <w:p>
+      <w:pPr>
+        <w:rPr>
+          <w:sz w:val="24"/>
+          <w:szCs w:val="24"/>
+        </w:rPr>
+      </w:pPr>
+      <w:r>
+        <w:rPr>
+          <w:sz w:val="24"/>
+          <w:szCs w:val="24"/>
+        </w:rPr>
+        <w:t xml:space="preserve">Las pruebas realizadas </w:t>
+      </w:r>
+      <w:r>
+        <w:rPr>
+          <w:sz w:val="24"/>
+          <w:szCs w:val="24"/>
+        </w:rPr>
+        <w:t>también</w:t>
+      </w:r>
+      <w:r>
+        <w:rPr>
+          <w:sz w:val="24"/>
+          <w:szCs w:val="24"/>
+        </w:rPr>
+        <w:t xml:space="preserve"> permitieron comprobar que las reglas funcionan correctamente en situaciones normales y en casos límite, como un monto igual a U o una cantidad de días igual a D. Además, las pruebas con entradas inválidas permitieron identificar como responde el sistema frente a datos incompletos, valores incorrectos y errores de tipo.</w:t>
+      </w:r>
+      <w:r>
+        <w:rPr>
+          <w:sz w:val="24"/>
+          <w:szCs w:val="24"/>
+        </w:rPr>
+        <w:t xml:space="preserve"> </w:t>
+      </w:r>
+      <w:r>
+        <w:rPr>
+          <w:sz w:val="24"/>
+          <w:szCs w:val="24"/>
+        </w:rPr>
+        <w:t xml:space="preserve">Sin embargo, </w:t>
+      </w:r>
+      <w:r>
+        <w:rPr>
+          <w:sz w:val="24"/>
+          <w:szCs w:val="24"/>
+        </w:rPr>
+        <w:t>también</w:t>
+      </w:r>
+      <w:r>
+        <w:rPr>
+          <w:sz w:val="24"/>
+          <w:szCs w:val="24"/>
+        </w:rPr>
+        <w:t xml:space="preserve"> se identificaron algunas limitaciones. Actualmente, el sistema no valida si el SKU ingresado corresponde realmente a un producto existente, por lo que un código como ZZ-999 puede continuar por el flujo. También se comprobó que un valor no numérico en el monto puede generar un error durante la ejecución.</w:t>
+      </w:r>
+    </w:p>
+    <w:p>
+      <w:pPr>
+        <w:rPr>
+          <w:sz w:val="24"/>
+          <w:szCs w:val="24"/>
+        </w:rPr>
+      </w:pPr>
+      <w:r>
+        <w:rPr>
+          <w:sz w:val="24"/>
+          <w:szCs w:val="24"/>
+        </w:rPr>
+        <w:t xml:space="preserve">Como posibles mejoras, se podría incorporar una validación contra un catálogo maestro de productos, agregar validaciones más completas para los tipos de datos recibidos y mejorar el manejo de errores. También sería posible mejorar el sistema de notificaciones para que los resultados puedan ser enviados </w:t>
       </w:r>
       <w:r>
         <w:rPr>
@@ -1715,1084 +2845,6 @@
           <w:sz w:val="24"/>
           <w:szCs w:val="24"/>
         </w:rPr>
-        <w:t xml:space="preserve"> una vez al </w:t>
-      </w:r>
-      <w:r>
-        <w:rPr>
-          <w:sz w:val="24"/>
-          <w:szCs w:val="24"/>
-        </w:rPr>
-        <w:t>día</w:t>
-      </w:r>
-      <w:r>
-        <w:rPr>
-          <w:sz w:val="24"/>
-          <w:szCs w:val="24"/>
-        </w:rPr>
-        <w:t xml:space="preserve">, sin tener que ejecutar el workflow de forma manual. De esta manera, cada vez que se ejecute puede tomar los registros que </w:t>
-      </w:r>
-      <w:r>
-        <w:rPr>
-          <w:sz w:val="24"/>
-          <w:szCs w:val="24"/>
-        </w:rPr>
-        <w:t>estén</w:t>
-      </w:r>
-      <w:r>
-        <w:rPr>
-          <w:sz w:val="24"/>
-          <w:szCs w:val="24"/>
-        </w:rPr>
-        <w:t xml:space="preserve"> disponibles en la Data Table en ese momento.</w:t>
-      </w:r>
-    </w:p>
-    <w:p>
-      <w:pPr>
-        <w:rPr>
-          <w:sz w:val="24"/>
-          <w:szCs w:val="24"/>
-        </w:rPr>
-      </w:pPr>
-      <w:r>
-        <w:rPr>
-          <w:sz w:val="24"/>
-          <w:szCs w:val="24"/>
-        </w:rPr>
-        <w:t xml:space="preserve">En caso de que no </w:t>
-      </w:r>
-      <w:r>
-        <w:rPr>
-          <w:sz w:val="24"/>
-          <w:szCs w:val="24"/>
-        </w:rPr>
-        <w:t>haya</w:t>
-      </w:r>
-      <w:r>
-        <w:rPr>
-          <w:sz w:val="24"/>
-          <w:szCs w:val="24"/>
-        </w:rPr>
-        <w:t xml:space="preserve"> solicitudes registradas para ese periodo, no van a existir datos nuevos que se puedan juntar, por lo que el resumen de ese </w:t>
-      </w:r>
-      <w:r>
-        <w:rPr>
-          <w:sz w:val="24"/>
-          <w:szCs w:val="24"/>
-        </w:rPr>
-        <w:t>día</w:t>
-      </w:r>
-      <w:r>
-        <w:rPr>
-          <w:sz w:val="24"/>
-          <w:szCs w:val="24"/>
-        </w:rPr>
-        <w:t xml:space="preserve"> no </w:t>
-      </w:r>
-      <w:r>
-        <w:rPr>
-          <w:sz w:val="24"/>
-          <w:szCs w:val="24"/>
-        </w:rPr>
-        <w:t>tendría</w:t>
-      </w:r>
-      <w:r>
-        <w:rPr>
-          <w:sz w:val="24"/>
-          <w:szCs w:val="24"/>
-        </w:rPr>
-        <w:t xml:space="preserve"> nuevas solicitudes para mostrar.</w:t>
-      </w:r>
-      <w:r>
-        <w:rPr>
-          <w:sz w:val="24"/>
-          <w:szCs w:val="24"/>
-        </w:rPr>
-        <w:t xml:space="preserve"> </w:t>
-      </w:r>
-    </w:p>
-    <w:p>
-      <w:pPr>
-        <w:rPr>
-          <w:sz w:val="24"/>
-          <w:szCs w:val="24"/>
-        </w:rPr>
-      </w:pPr>
-      <w:r>
-        <w:rPr>
-          <w:sz w:val="24"/>
-          <w:szCs w:val="24"/>
-        </w:rPr>
-        <w:t>La ejecución del workflow lab3resumen, donde se pueden ver los resultados obtenidos, se muestra en el Anexo 3</w:t>
-      </w:r>
-    </w:p>
-    <w:p>
-      <w:pPr>
-        <w:rPr>
-          <w:b/>
-          <w:bCs/>
-          <w:sz w:val="28"/>
-          <w:szCs w:val="28"/>
-        </w:rPr>
-      </w:pPr>
-      <w:r>
-        <w:rPr>
-          <w:b/>
-          <w:bCs/>
-          <w:sz w:val="28"/>
-          <w:szCs w:val="28"/>
-        </w:rPr>
-        <w:t>5. Parte C</w:t>
-      </w:r>
-    </w:p>
-    <w:p>
-      <w:pPr>
-        <w:rPr>
-          <w:b/>
-          <w:bCs/>
-          <w:sz w:val="24"/>
-          <w:szCs w:val="24"/>
-        </w:rPr>
-      </w:pPr>
-      <w:r>
-        <w:rPr>
-          <w:b/>
-          <w:bCs/>
-          <w:sz w:val="24"/>
-          <w:szCs w:val="24"/>
-        </w:rPr>
-        <w:t>5.1 Pruebas con entradas inválidas</w:t>
-      </w:r>
-    </w:p>
-    <w:p>
-      <w:pPr>
-        <w:rPr>
-          <w:sz w:val="24"/>
-          <w:szCs w:val="24"/>
-        </w:rPr>
-      </w:pPr>
-      <w:r>
-        <w:rPr>
-          <w:sz w:val="24"/>
-          <w:szCs w:val="24"/>
-        </w:rPr>
-        <w:t xml:space="preserve">Para comprobar </w:t>
-      </w:r>
-      <w:r>
-        <w:rPr>
-          <w:sz w:val="24"/>
-          <w:szCs w:val="24"/>
-        </w:rPr>
-        <w:t>cómo</w:t>
-      </w:r>
-      <w:r>
-        <w:rPr>
-          <w:sz w:val="24"/>
-          <w:szCs w:val="24"/>
-        </w:rPr>
-        <w:t xml:space="preserve"> funciona el sistema cuando se ingresan datos incorrectos, se hicieron distintas pruebas usando solicitudes modificadas. El objetivo era verificar que las reglas de validación funcionaran bien y </w:t>
-      </w:r>
-      <w:r>
-        <w:rPr>
-          <w:sz w:val="24"/>
-          <w:szCs w:val="24"/>
-        </w:rPr>
-        <w:t>también</w:t>
-      </w:r>
-      <w:r>
-        <w:rPr>
-          <w:sz w:val="24"/>
-          <w:szCs w:val="24"/>
-        </w:rPr>
-        <w:t xml:space="preserve"> ver </w:t>
-      </w:r>
-      <w:r>
-        <w:rPr>
-          <w:sz w:val="24"/>
-          <w:szCs w:val="24"/>
-        </w:rPr>
-        <w:t>qué</w:t>
-      </w:r>
-      <w:r>
-        <w:rPr>
-          <w:sz w:val="24"/>
-          <w:szCs w:val="24"/>
-        </w:rPr>
-        <w:t xml:space="preserve"> pasaba cuando los datos no se </w:t>
-      </w:r>
-      <w:r>
-        <w:rPr>
-          <w:sz w:val="24"/>
-          <w:szCs w:val="24"/>
-        </w:rPr>
-        <w:t>podían</w:t>
-      </w:r>
-      <w:r>
-        <w:rPr>
-          <w:sz w:val="24"/>
-          <w:szCs w:val="24"/>
-        </w:rPr>
-        <w:t xml:space="preserve"> procesar correctamente por el workflow.</w:t>
-      </w:r>
-    </w:p>
-    <w:p>
-      <w:pPr>
-        <w:rPr>
-          <w:sz w:val="24"/>
-          <w:szCs w:val="24"/>
-        </w:rPr>
-      </w:pPr>
-      <w:r>
-        <w:rPr>
-          <w:sz w:val="24"/>
-          <w:szCs w:val="24"/>
-        </w:rPr>
-        <w:t>La primera prueba fue enviar una solicitud sin el campo id_solicitud. Como este campo es necesario para poder identificar la solicitud, el sistema detectó que faltaba y la clasificó como INVALIDO_CAMPO, indicando como motivo que faltaba el id_solicitud. Este resultado era el esperado según la primera regla de negocio</w:t>
-      </w:r>
-      <w:r>
-        <w:rPr>
-          <w:sz w:val="24"/>
-          <w:szCs w:val="24"/>
-        </w:rPr>
-        <w:t>, esto se puede evidenciar en el anexo 4.</w:t>
-      </w:r>
-    </w:p>
-    <w:p>
-      <w:pPr>
-        <w:rPr>
-          <w:sz w:val="24"/>
-          <w:szCs w:val="24"/>
-        </w:rPr>
-      </w:pPr>
-      <w:r>
-        <w:rPr>
-          <w:sz w:val="24"/>
-          <w:szCs w:val="24"/>
-        </w:rPr>
-        <w:t>La segunda prueba fue ingresar un monto igual a 0. En este caso, la solicitud quedó clasificada como INVALIDO_MONTO, ya que la regla indica que el monto tiene que ser estrictamente mayor que cero. Con esto se pudo comprobar que el Switch identifica este tipo de dato antes de seguir con las otras reglas</w:t>
-      </w:r>
-      <w:r>
-        <w:rPr>
-          <w:sz w:val="24"/>
-          <w:szCs w:val="24"/>
-        </w:rPr>
-        <w:t>, esto se puede ver en el anexo 5.</w:t>
-      </w:r>
-    </w:p>
-    <w:p>
-      <w:pPr>
-        <w:rPr>
-          <w:sz w:val="24"/>
-          <w:szCs w:val="24"/>
-        </w:rPr>
-      </w:pPr>
-      <w:r>
-        <w:rPr>
-          <w:sz w:val="24"/>
-          <w:szCs w:val="24"/>
-        </w:rPr>
-        <w:t xml:space="preserve">Finalmente, se hizo una prueba ingresando un monto con un valor que no era numérico. En este caso, el valor no se pudo convertir correctamente </w:t>
-      </w:r>
-      <w:r>
-        <w:rPr>
-          <w:sz w:val="24"/>
-          <w:szCs w:val="24"/>
-        </w:rPr>
-        <w:t>mediante. toNumber (</w:t>
-      </w:r>
-      <w:r>
-        <w:rPr>
-          <w:sz w:val="24"/>
-          <w:szCs w:val="24"/>
-        </w:rPr>
-        <w:t>), por lo que se produjo un error en el nodo Switch. A diferencia de las pruebas anteriores, esta entrada no fue clasificada simplemente como inválida, sino que generó un error durante la ejecución del workflow</w:t>
-      </w:r>
-      <w:r>
-        <w:rPr>
-          <w:sz w:val="24"/>
-          <w:szCs w:val="24"/>
-        </w:rPr>
-        <w:t>, lo que se puede ver en el anexo 6.</w:t>
-      </w:r>
-    </w:p>
-    <w:p>
-      <w:pPr>
-        <w:rPr>
-          <w:sz w:val="24"/>
-          <w:szCs w:val="24"/>
-        </w:rPr>
-      </w:pPr>
-    </w:p>
-    <w:p>
-      <w:pPr>
-        <w:rPr>
-          <w:b/>
-          <w:bCs/>
-          <w:sz w:val="24"/>
-          <w:szCs w:val="24"/>
-        </w:rPr>
-      </w:pPr>
-      <w:r>
-        <w:rPr>
-          <w:b/>
-          <w:bCs/>
-          <w:sz w:val="24"/>
-          <w:szCs w:val="24"/>
-        </w:rPr>
-        <w:lastRenderedPageBreak/>
-        <w:t xml:space="preserve">5.2 Manejo de errores </w:t>
-      </w:r>
-    </w:p>
-    <w:p>
-      <w:pPr>
-        <w:rPr>
-          <w:sz w:val="24"/>
-          <w:szCs w:val="24"/>
-        </w:rPr>
-      </w:pPr>
-      <w:r>
-        <w:rPr>
-          <w:sz w:val="24"/>
-          <w:szCs w:val="24"/>
-        </w:rPr>
-        <w:t xml:space="preserve">Además de probar diferentes entradas, </w:t>
-      </w:r>
-      <w:r>
-        <w:rPr>
-          <w:sz w:val="24"/>
-          <w:szCs w:val="24"/>
-        </w:rPr>
-        <w:t>también</w:t>
-      </w:r>
-      <w:r>
-        <w:rPr>
-          <w:sz w:val="24"/>
-          <w:szCs w:val="24"/>
-        </w:rPr>
-        <w:t xml:space="preserve"> se revisó como n8n maneja los errores mediante la configuración On Error de los nodos.</w:t>
-      </w:r>
-    </w:p>
-    <w:p>
-      <w:pPr>
-        <w:rPr>
-          <w:sz w:val="24"/>
-          <w:szCs w:val="24"/>
-        </w:rPr>
-      </w:pPr>
-      <w:r>
-        <w:rPr>
-          <w:sz w:val="24"/>
-          <w:szCs w:val="24"/>
-        </w:rPr>
-        <w:t xml:space="preserve">n8n tiene tres alternativas principales. La primera es Stop Workflow, que detiene la ejecución cuando ocurre un error. La segunda es Continue (using regular output), que permite seguir usando la salida normal del nodo. Y la tercera es Continue (using error output), que permite </w:t>
-      </w:r>
-      <w:r>
-        <w:rPr>
-          <w:sz w:val="24"/>
-          <w:szCs w:val="24"/>
-        </w:rPr>
-        <w:t>continuar,</w:t>
-      </w:r>
-      <w:r>
-        <w:rPr>
-          <w:sz w:val="24"/>
-          <w:szCs w:val="24"/>
-        </w:rPr>
-        <w:t xml:space="preserve"> pero usando una salida destinada al manejo del error.</w:t>
-      </w:r>
-    </w:p>
-    <w:p>
-      <w:pPr>
-        <w:rPr>
-          <w:sz w:val="24"/>
-          <w:szCs w:val="24"/>
-        </w:rPr>
-      </w:pPr>
-      <w:r>
-        <w:rPr>
-          <w:sz w:val="24"/>
-          <w:szCs w:val="24"/>
-        </w:rPr>
-        <w:t>Para el nodo Switch se utilizó la opción Stop Workflow, ya que si ocurre un error al convertir los datos no se puede realizar correctamente la clasificación. En este caso, detener el flujo permite que una solicitud que no pudo ser procesada no siga pasando a las siguientes etapas</w:t>
-      </w:r>
-      <w:r>
-        <w:rPr>
-          <w:sz w:val="24"/>
-          <w:szCs w:val="24"/>
-        </w:rPr>
-        <w:t xml:space="preserve">, estas configuraciones se pueden evidenciar en </w:t>
-      </w:r>
-      <w:r>
-        <w:rPr>
-          <w:sz w:val="24"/>
-          <w:szCs w:val="24"/>
-        </w:rPr>
-        <w:t>él. json</w:t>
-      </w:r>
-      <w:r>
-        <w:rPr>
-          <w:sz w:val="24"/>
-          <w:szCs w:val="24"/>
-        </w:rPr>
-        <w:t xml:space="preserve"> de LAB3.</w:t>
-      </w:r>
-    </w:p>
-    <w:p>
-      <w:pPr>
-        <w:rPr>
-          <w:sz w:val="24"/>
-          <w:szCs w:val="24"/>
-        </w:rPr>
-      </w:pPr>
-    </w:p>
-    <w:p>
-      <w:pPr>
-        <w:rPr>
-          <w:b/>
-          <w:bCs/>
-          <w:sz w:val="24"/>
-          <w:szCs w:val="24"/>
-        </w:rPr>
-      </w:pPr>
-      <w:r>
-        <w:rPr>
-          <w:b/>
-          <w:bCs/>
-          <w:sz w:val="24"/>
-          <w:szCs w:val="24"/>
-        </w:rPr>
-        <w:t>5.3 Pruebas de valores límite</w:t>
-      </w:r>
-    </w:p>
-    <w:p>
-      <w:pPr>
-        <w:rPr>
-          <w:sz w:val="24"/>
-          <w:szCs w:val="24"/>
-        </w:rPr>
-      </w:pPr>
-      <w:r>
-        <w:rPr>
-          <w:sz w:val="24"/>
-          <w:szCs w:val="24"/>
-        </w:rPr>
-        <w:t>También</w:t>
-      </w:r>
-      <w:r>
-        <w:rPr>
-          <w:sz w:val="24"/>
-          <w:szCs w:val="24"/>
-        </w:rPr>
-        <w:t xml:space="preserve"> se hicieron pruebas para comprobar </w:t>
-      </w:r>
-      <w:r>
-        <w:rPr>
-          <w:sz w:val="24"/>
-          <w:szCs w:val="24"/>
-        </w:rPr>
-        <w:t>cómo</w:t>
-      </w:r>
-      <w:r>
-        <w:rPr>
-          <w:sz w:val="24"/>
-          <w:szCs w:val="24"/>
-        </w:rPr>
-        <w:t xml:space="preserve"> funciona el flujo con los valores límite definidos por los parámetros U y D.</w:t>
-      </w:r>
-      <w:r>
-        <w:rPr>
-          <w:sz w:val="24"/>
-          <w:szCs w:val="24"/>
-        </w:rPr>
-        <w:t xml:space="preserve"> </w:t>
-      </w:r>
-      <w:r>
-        <w:rPr>
-          <w:sz w:val="24"/>
-          <w:szCs w:val="24"/>
-        </w:rPr>
-        <w:t>Para comprobar el límite del monto, se ingresó una solicitud con un valor exactamente igual a U = $70.000. La solicitud fue clasificada como APROBACION, lo que demuestra que la condición utilizada es monto &gt; U. Por lo tanto, cuando el monto es exactamente igual a U, no se activa la regla de revisión por monto.</w:t>
-      </w:r>
-      <w:r>
-        <w:rPr>
-          <w:sz w:val="24"/>
-          <w:szCs w:val="24"/>
-        </w:rPr>
-        <w:t xml:space="preserve"> Esto se puede ver en el anexo 7.</w:t>
-      </w:r>
-    </w:p>
-    <w:p>
-      <w:pPr>
-        <w:rPr>
-          <w:sz w:val="24"/>
-          <w:szCs w:val="24"/>
-        </w:rPr>
-      </w:pPr>
-      <w:r>
-        <w:rPr>
-          <w:sz w:val="24"/>
-          <w:szCs w:val="24"/>
-        </w:rPr>
-        <w:t xml:space="preserve">También se hizo una prueba utilizando exactamente D = 7 días desde la compra. En este caso, la solicitud </w:t>
-      </w:r>
-      <w:r>
-        <w:rPr>
-          <w:sz w:val="24"/>
-          <w:szCs w:val="24"/>
-        </w:rPr>
-        <w:t>también</w:t>
-      </w:r>
-      <w:r>
-        <w:rPr>
-          <w:sz w:val="24"/>
-          <w:szCs w:val="24"/>
-        </w:rPr>
-        <w:t xml:space="preserve"> fue aprobada, ya que la condición de rechazo corresponde a dias_desde_compra &gt; D. Por lo tanto, cuando tiene exactamente 7 días todavía se encuentra dentro del plazo permitido.</w:t>
-      </w:r>
-      <w:r>
-        <w:rPr>
-          <w:sz w:val="24"/>
-          <w:szCs w:val="24"/>
-        </w:rPr>
-        <w:t xml:space="preserve"> Esto </w:t>
-      </w:r>
-      <w:r>
-        <w:rPr>
-          <w:sz w:val="24"/>
-          <w:szCs w:val="24"/>
-        </w:rPr>
-        <w:t xml:space="preserve">también </w:t>
-      </w:r>
-      <w:r>
-        <w:rPr>
-          <w:sz w:val="24"/>
-          <w:szCs w:val="24"/>
-        </w:rPr>
-        <w:t xml:space="preserve">se puede ver en el anexo </w:t>
-      </w:r>
-      <w:r>
-        <w:rPr>
-          <w:sz w:val="24"/>
-          <w:szCs w:val="24"/>
-        </w:rPr>
-        <w:t>7</w:t>
-      </w:r>
-      <w:r>
-        <w:rPr>
-          <w:sz w:val="24"/>
-          <w:szCs w:val="24"/>
-        </w:rPr>
-        <w:t>.</w:t>
-      </w:r>
-    </w:p>
-    <w:p>
-      <w:pPr>
-        <w:rPr>
-          <w:sz w:val="24"/>
-          <w:szCs w:val="24"/>
-        </w:rPr>
-      </w:pPr>
-      <w:r>
-        <w:rPr>
-          <w:sz w:val="24"/>
-          <w:szCs w:val="24"/>
-        </w:rPr>
-        <w:t xml:space="preserve">Estas pruebas permitieron comprobar que los límites establecidos en las reglas fueron implementados </w:t>
-      </w:r>
-      <w:r>
-        <w:rPr>
-          <w:sz w:val="24"/>
-          <w:szCs w:val="24"/>
-        </w:rPr>
-        <w:t>de acuerdo con</w:t>
-      </w:r>
-      <w:r>
-        <w:rPr>
-          <w:sz w:val="24"/>
-          <w:szCs w:val="24"/>
-        </w:rPr>
-        <w:t xml:space="preserve"> lo solicitado y que los valores exactamente iguales a U y D no se consideran como valores que superan estos límites.</w:t>
-      </w:r>
-    </w:p>
-    <w:p>
-      <w:pPr>
-        <w:rPr>
-          <w:sz w:val="24"/>
-          <w:szCs w:val="24"/>
-        </w:rPr>
-      </w:pPr>
-    </w:p>
-    <w:p>
-      <w:pPr>
-        <w:rPr>
-          <w:b/>
-          <w:bCs/>
-          <w:sz w:val="24"/>
-          <w:szCs w:val="24"/>
-        </w:rPr>
-      </w:pPr>
-      <w:r>
-        <w:rPr>
-          <w:b/>
-          <w:bCs/>
-          <w:sz w:val="24"/>
-          <w:szCs w:val="24"/>
-        </w:rPr>
-        <w:t>5.4 Prueba de tipo de dato</w:t>
-      </w:r>
-    </w:p>
-    <w:p>
-      <w:pPr>
-        <w:rPr>
-          <w:sz w:val="24"/>
-          <w:szCs w:val="24"/>
-        </w:rPr>
-      </w:pPr>
-      <w:r>
-        <w:rPr>
-          <w:sz w:val="24"/>
-          <w:szCs w:val="24"/>
-        </w:rPr>
-        <w:t>Para comprobar la importancia del tipo de dato utilizado en las condiciones del Switch, se modificó temporalmente la condición relacionada con el monto para que esperara un valor de tipo String en vez de Number.</w:t>
-      </w:r>
-      <w:r>
-        <w:rPr>
-          <w:sz w:val="24"/>
-          <w:szCs w:val="24"/>
-        </w:rPr>
-        <w:t xml:space="preserve"> </w:t>
-      </w:r>
-      <w:r>
-        <w:rPr>
-          <w:sz w:val="24"/>
-          <w:szCs w:val="24"/>
-        </w:rPr>
-        <w:t xml:space="preserve">Después se ejecutó una solicitud de prueba utilizando un monto numérico. n8n detectó que el tipo de dato recibido no era el mismo que el tipo esperado y mostró un error, indicando que el valor era un </w:t>
-      </w:r>
-      <w:r>
-        <w:rPr>
-          <w:sz w:val="24"/>
-          <w:szCs w:val="24"/>
-        </w:rPr>
-        <w:lastRenderedPageBreak/>
-        <w:t>número cuando se esperaba un texto.</w:t>
-      </w:r>
-      <w:r>
-        <w:rPr>
-          <w:sz w:val="24"/>
-          <w:szCs w:val="24"/>
-        </w:rPr>
-        <w:t xml:space="preserve"> </w:t>
-      </w:r>
-      <w:r>
-        <w:rPr>
-          <w:sz w:val="24"/>
-          <w:szCs w:val="24"/>
-        </w:rPr>
-        <w:t>Con esta prueba se pudo demostrar que configurar correctamente el tipo de dato en las condiciones es importante para que las comparaciones funcionen bien. Una vez terminada la prueba, la condición se volvió a dejar como Number, dejando el workflow nuevamente con su configuración original.</w:t>
-      </w:r>
-      <w:r>
-        <w:rPr>
-          <w:sz w:val="24"/>
-          <w:szCs w:val="24"/>
-        </w:rPr>
-        <w:t xml:space="preserve"> La realización de esto se puede evidenciar en el anexo </w:t>
-      </w:r>
-      <w:r>
-        <w:rPr>
-          <w:sz w:val="24"/>
-          <w:szCs w:val="24"/>
-        </w:rPr>
-        <w:t>8</w:t>
-      </w:r>
-      <w:r>
-        <w:rPr>
-          <w:sz w:val="24"/>
-          <w:szCs w:val="24"/>
-        </w:rPr>
-        <w:t>.</w:t>
-      </w:r>
-    </w:p>
-    <w:p>
-      <w:pPr>
-        <w:rPr>
-          <w:sz w:val="24"/>
-          <w:szCs w:val="24"/>
-        </w:rPr>
-      </w:pPr>
-    </w:p>
-    <w:p>
-      <w:pPr>
-        <w:rPr>
-          <w:b/>
-          <w:bCs/>
-          <w:sz w:val="24"/>
-          <w:szCs w:val="24"/>
-        </w:rPr>
-      </w:pPr>
-      <w:r>
-        <w:rPr>
-          <w:b/>
-          <w:bCs/>
-          <w:sz w:val="24"/>
-          <w:szCs w:val="24"/>
-        </w:rPr>
-        <w:t>5.5 Caso de SKU no válido</w:t>
-      </w:r>
-    </w:p>
-    <w:p>
-      <w:pPr>
-        <w:rPr>
-          <w:sz w:val="24"/>
-          <w:szCs w:val="24"/>
-        </w:rPr>
-      </w:pPr>
-      <w:r>
-        <w:rPr>
-          <w:sz w:val="24"/>
-          <w:szCs w:val="24"/>
-        </w:rPr>
-        <w:t>Otra prueba consistió en utilizar un SKU que no pertenece a los productos considerados, específicamente ZZ-999.</w:t>
-      </w:r>
-    </w:p>
-    <w:p>
-      <w:pPr>
-        <w:rPr>
-          <w:sz w:val="24"/>
-          <w:szCs w:val="24"/>
-        </w:rPr>
-      </w:pPr>
-      <w:r>
-        <w:rPr>
-          <w:sz w:val="24"/>
-          <w:szCs w:val="24"/>
-        </w:rPr>
-        <w:t>En este caso, la solicitud pudo continuar normalmente y fue clasificada como APROBACION. Esto pasa porque el workflow actualmente utiliza el SKU como un dato de la solicitud, pero no realiza una validación para comprobar si este existe realmente en un catálogo de productos.</w:t>
-      </w:r>
-      <w:r>
-        <w:rPr>
-          <w:sz w:val="24"/>
-          <w:szCs w:val="24"/>
-        </w:rPr>
-        <w:t xml:space="preserve"> </w:t>
-      </w:r>
-      <w:r>
-        <w:rPr>
-          <w:sz w:val="24"/>
-          <w:szCs w:val="24"/>
-        </w:rPr>
-        <w:t>Por lo tanto, el sistema puede revisar si una solicitud cumple con las reglas de monto, plazo y estado, pero no puede comprobar si el SKU corresponde realmente a un producto válido. Para solucionar esto sería necesario agregar una fuente de información adicional, como un catálogo de productos, y agregar una validación que compruebe si el SKU existe antes de continuar con la clasificación.</w:t>
-      </w:r>
-      <w:r>
-        <w:rPr>
-          <w:sz w:val="24"/>
-          <w:szCs w:val="24"/>
-        </w:rPr>
-        <w:t xml:space="preserve"> Esta prueba se puede ver en el anexo </w:t>
-      </w:r>
-      <w:r>
-        <w:rPr>
-          <w:sz w:val="24"/>
-          <w:szCs w:val="24"/>
-        </w:rPr>
-        <w:t>9</w:t>
-      </w:r>
-      <w:r>
-        <w:rPr>
-          <w:sz w:val="24"/>
-          <w:szCs w:val="24"/>
-        </w:rPr>
-        <w:t>.</w:t>
-      </w:r>
-    </w:p>
-    <w:p>
-      <w:pPr>
-        <w:rPr>
-          <w:sz w:val="24"/>
-          <w:szCs w:val="24"/>
-        </w:rPr>
-      </w:pPr>
-    </w:p>
-    <w:p>
-      <w:pPr>
-        <w:rPr>
-          <w:b/>
-          <w:bCs/>
-          <w:sz w:val="24"/>
-          <w:szCs w:val="24"/>
-        </w:rPr>
-      </w:pPr>
-      <w:r>
-        <w:rPr>
-          <w:b/>
-          <w:bCs/>
-          <w:sz w:val="24"/>
-          <w:szCs w:val="24"/>
-        </w:rPr>
-        <w:t>5.6 Casos que generan errores y casos que el flujo no puede resolver</w:t>
-      </w:r>
-    </w:p>
-    <w:p>
-      <w:pPr>
-        <w:rPr>
-          <w:sz w:val="24"/>
-          <w:szCs w:val="24"/>
-        </w:rPr>
-      </w:pPr>
-      <w:r>
-        <w:rPr>
-          <w:sz w:val="24"/>
-          <w:szCs w:val="24"/>
-        </w:rPr>
-        <w:t>Las pruebas realizadas permitieron identificar una diferencia entre un dato inválido que el workflow puede detectar y un dato que el workflow actualmente no tiene como validar.</w:t>
-      </w:r>
-      <w:r>
-        <w:rPr>
-          <w:sz w:val="24"/>
-          <w:szCs w:val="24"/>
-        </w:rPr>
-        <w:t xml:space="preserve"> </w:t>
-      </w:r>
-      <w:r>
-        <w:rPr>
-          <w:sz w:val="24"/>
-          <w:szCs w:val="24"/>
-        </w:rPr>
-        <w:t>Por ejemplo, cuando falta el id_solicitud o el monto es igual a cero, existen reglas que permiten detectar estas situaciones y asignar una ruta de invalidez. En cambio, cuando se ingresa "veinte mil" como monto, el problema ocurre antes de la clasificación, ya que el valor no se puede convertir a número y el nodo genera un error.</w:t>
-      </w:r>
-    </w:p>
-    <w:p>
-      <w:pPr>
-        <w:rPr>
-          <w:sz w:val="24"/>
-          <w:szCs w:val="24"/>
-        </w:rPr>
-      </w:pPr>
-      <w:r>
-        <w:rPr>
-          <w:sz w:val="24"/>
-          <w:szCs w:val="24"/>
-        </w:rPr>
-        <w:t xml:space="preserve">Por otro lado, el caso del SKU ZZ-999 no genera un error técnico. El flujo puede procesarlo porque el formato del dato es correcto y ninguna de las reglas actuales comprueba si el producto existe. Por esto, puede terminar en una ruta </w:t>
-      </w:r>
-      <w:r>
-        <w:rPr>
-          <w:sz w:val="24"/>
-          <w:szCs w:val="24"/>
-        </w:rPr>
-        <w:t>válida,</w:t>
-      </w:r>
-      <w:r>
-        <w:rPr>
-          <w:sz w:val="24"/>
-          <w:szCs w:val="24"/>
-        </w:rPr>
-        <w:t xml:space="preserve"> aunque el SKU no sea reconocido.</w:t>
-      </w:r>
-      <w:r>
-        <w:rPr>
-          <w:sz w:val="24"/>
-          <w:szCs w:val="24"/>
-        </w:rPr>
-        <w:t xml:space="preserve"> </w:t>
-      </w:r>
-    </w:p>
-    <w:p>
-      <w:pPr>
-        <w:rPr>
-          <w:sz w:val="24"/>
-          <w:szCs w:val="24"/>
-        </w:rPr>
-      </w:pPr>
-      <w:r>
-        <w:rPr>
-          <w:sz w:val="24"/>
-          <w:szCs w:val="24"/>
-        </w:rPr>
-        <w:t xml:space="preserve">Estas pruebas permiten identificar las principales limitaciones actuales del sistema y </w:t>
-      </w:r>
-      <w:r>
-        <w:rPr>
-          <w:sz w:val="24"/>
-          <w:szCs w:val="24"/>
-        </w:rPr>
-        <w:t>también</w:t>
-      </w:r>
-      <w:r>
-        <w:rPr>
-          <w:sz w:val="24"/>
-          <w:szCs w:val="24"/>
-        </w:rPr>
-        <w:t xml:space="preserve"> muestran que cosas se </w:t>
-      </w:r>
-      <w:r>
-        <w:rPr>
-          <w:sz w:val="24"/>
-          <w:szCs w:val="24"/>
-        </w:rPr>
-        <w:t>podrían</w:t>
-      </w:r>
-      <w:r>
-        <w:rPr>
-          <w:sz w:val="24"/>
-          <w:szCs w:val="24"/>
-        </w:rPr>
-        <w:t xml:space="preserve"> mejorar en una implementación posterior, principalmente la validación de los tipos de datos y la incorporación de una fuente que permita validar los SKU.</w:t>
-      </w:r>
-    </w:p>
-    <w:p>
-      <w:pPr>
-        <w:rPr>
-          <w:sz w:val="24"/>
-          <w:szCs w:val="24"/>
-        </w:rPr>
-      </w:pPr>
-    </w:p>
-    <w:p>
-      <w:pPr>
-        <w:rPr>
-          <w:b/>
-          <w:bCs/>
-          <w:sz w:val="28"/>
-          <w:szCs w:val="28"/>
-        </w:rPr>
-      </w:pPr>
-      <w:r>
-        <w:rPr>
-          <w:b/>
-          <w:bCs/>
-          <w:sz w:val="28"/>
-          <w:szCs w:val="28"/>
-        </w:rPr>
-        <w:lastRenderedPageBreak/>
-        <w:t xml:space="preserve">6. Conclusiones </w:t>
-      </w:r>
-    </w:p>
-    <w:p>
-      <w:pPr>
-        <w:rPr>
-          <w:sz w:val="24"/>
-          <w:szCs w:val="24"/>
-        </w:rPr>
-      </w:pPr>
-      <w:r>
-        <w:rPr>
-          <w:sz w:val="24"/>
-          <w:szCs w:val="24"/>
-        </w:rPr>
-        <w:t xml:space="preserve">A partir del desarrollo del sistema fue posible implementar un flujo automatizado para recibir, procesar y clasificar solicitudes de devolución según las reglas de negocio establecidas. La utilización de distintos workflows permitió separar el procesamiento de las solicitudes, </w:t>
-      </w:r>
-      <w:r>
-        <w:rPr>
-          <w:sz w:val="24"/>
-          <w:szCs w:val="24"/>
-        </w:rPr>
-        <w:t>él</w:t>
-      </w:r>
-      <w:r>
-        <w:rPr>
-          <w:sz w:val="24"/>
-          <w:szCs w:val="24"/>
-        </w:rPr>
-        <w:t xml:space="preserve"> </w:t>
-      </w:r>
-      <w:r>
-        <w:rPr>
-          <w:sz w:val="24"/>
-          <w:szCs w:val="24"/>
-        </w:rPr>
-        <w:t>envió</w:t>
-      </w:r>
-      <w:r>
-        <w:rPr>
-          <w:sz w:val="24"/>
-          <w:szCs w:val="24"/>
-        </w:rPr>
-        <w:t xml:space="preserve"> de información y la generación del resumen diario.</w:t>
-      </w:r>
-    </w:p>
-    <w:p>
-      <w:pPr>
-        <w:rPr>
-          <w:sz w:val="24"/>
-          <w:szCs w:val="24"/>
-        </w:rPr>
-      </w:pPr>
-      <w:r>
-        <w:rPr>
-          <w:sz w:val="24"/>
-          <w:szCs w:val="24"/>
-        </w:rPr>
-        <w:t xml:space="preserve">Las pruebas realizadas </w:t>
-      </w:r>
-      <w:r>
-        <w:rPr>
-          <w:sz w:val="24"/>
-          <w:szCs w:val="24"/>
-        </w:rPr>
-        <w:t>también</w:t>
-      </w:r>
-      <w:r>
-        <w:rPr>
-          <w:sz w:val="24"/>
-          <w:szCs w:val="24"/>
-        </w:rPr>
-        <w:t xml:space="preserve"> permitieron comprobar que las reglas funcionan correctamente en situaciones normales y en casos límite, como un monto igual a U o una cantidad de días igual a D. Además, las pruebas con entradas inválidas permitieron identificar como responde el sistema frente a datos incompletos, valores incorrectos y errores de tipo.</w:t>
-      </w:r>
-      <w:r>
-        <w:rPr>
-          <w:sz w:val="24"/>
-          <w:szCs w:val="24"/>
-        </w:rPr>
-        <w:t xml:space="preserve"> </w:t>
-      </w:r>
-      <w:r>
-        <w:rPr>
-          <w:sz w:val="24"/>
-          <w:szCs w:val="24"/>
-        </w:rPr>
-        <w:t xml:space="preserve">Sin embargo, </w:t>
-      </w:r>
-      <w:r>
-        <w:rPr>
-          <w:sz w:val="24"/>
-          <w:szCs w:val="24"/>
-        </w:rPr>
-        <w:t>también</w:t>
-      </w:r>
-      <w:r>
-        <w:rPr>
-          <w:sz w:val="24"/>
-          <w:szCs w:val="24"/>
-        </w:rPr>
-        <w:t xml:space="preserve"> se identificaron algunas limitaciones. Actualmente, el sistema no valida si el SKU ingresado corresponde realmente a un producto existente, por lo que un código como ZZ-999 puede continuar por el flujo. También se comprobó que un valor no numérico en el monto puede generar un error durante la ejecución.</w:t>
-      </w:r>
-    </w:p>
-    <w:p>
-      <w:pPr>
-        <w:rPr>
-          <w:sz w:val="24"/>
-          <w:szCs w:val="24"/>
-        </w:rPr>
-      </w:pPr>
-      <w:r>
-        <w:rPr>
-          <w:sz w:val="24"/>
-          <w:szCs w:val="24"/>
-        </w:rPr>
-        <w:t xml:space="preserve">Como posibles mejoras, se podría incorporar una validación contra un catálogo maestro de productos, agregar validaciones más completas para los tipos de datos recibidos y mejorar el manejo de errores. También sería posible mejorar el sistema de notificaciones para que los resultados puedan ser enviados </w:t>
-      </w:r>
-      <w:r>
-        <w:rPr>
-          <w:sz w:val="24"/>
-          <w:szCs w:val="24"/>
-        </w:rPr>
-        <w:t>automáticamente</w:t>
-      </w:r>
-      <w:r>
-        <w:rPr>
-          <w:sz w:val="24"/>
-          <w:szCs w:val="24"/>
-        </w:rPr>
         <w:t xml:space="preserve"> a los responsables del proceso.</w:t>
       </w:r>
     </w:p>
@@ -2921,7 +2973,6 @@
           <w:sz w:val="28"/>
           <w:szCs w:val="28"/>
         </w:rPr>
-        <w:lastRenderedPageBreak/>
         <w:t>Anexos</w:t>
       </w:r>
     </w:p>
@@ -2954,7 +3005,7 @@
                     <pic:cNvPicPr/>
                   </pic:nvPicPr>
                   <pic:blipFill>
-                    <a:blip r:embed="rId7" cstate="print">
+                    <a:blip r:embed="rId8" cstate="print">
                       <a:extLst>
                         <a:ext uri="{28A0092B-C50C-407E-A947-70E740481C1C}">
                           <a14:useLocalDpi xmlns:a14="http://schemas.microsoft.com/office/drawing/2010/main" val="0"/>
@@ -3047,7 +3098,7 @@
                     <pic:cNvPicPr/>
                   </pic:nvPicPr>
                   <pic:blipFill>
-                    <a:blip r:embed="rId8" cstate="print">
+                    <a:blip r:embed="rId9" cstate="print">
                       <a:extLst>
                         <a:ext uri="{28A0092B-C50C-407E-A947-70E740481C1C}">
                           <a14:useLocalDpi xmlns:a14="http://schemas.microsoft.com/office/drawing/2010/main" val="0"/>
@@ -3146,7 +3197,7 @@
                     <pic:cNvPicPr/>
                   </pic:nvPicPr>
                   <pic:blipFill>
-                    <a:blip r:embed="rId9" cstate="print">
+                    <a:blip r:embed="rId10" cstate="print">
                       <a:extLst>
                         <a:ext uri="{28A0092B-C50C-407E-A947-70E740481C1C}">
                           <a14:useLocalDpi xmlns:a14="http://schemas.microsoft.com/office/drawing/2010/main" val="0"/>
@@ -3225,7 +3276,7 @@
                     <pic:cNvPicPr/>
                   </pic:nvPicPr>
                   <pic:blipFill>
-                    <a:blip r:embed="rId10" cstate="print">
+                    <a:blip r:embed="rId11" cstate="print">
                       <a:extLst>
                         <a:ext uri="{28A0092B-C50C-407E-A947-70E740481C1C}">
                           <a14:useLocalDpi xmlns:a14="http://schemas.microsoft.com/office/drawing/2010/main" val="0"/>
@@ -3325,7 +3376,7 @@
                     <pic:cNvPicPr/>
                   </pic:nvPicPr>
                   <pic:blipFill>
-                    <a:blip r:embed="rId11" cstate="print">
+                    <a:blip r:embed="rId12" cstate="print">
                       <a:extLst>
                         <a:ext uri="{28A0092B-C50C-407E-A947-70E740481C1C}">
                           <a14:useLocalDpi xmlns:a14="http://schemas.microsoft.com/office/drawing/2010/main" val="0"/>
@@ -3404,7 +3455,7 @@
                     <pic:cNvPicPr/>
                   </pic:nvPicPr>
                   <pic:blipFill>
-                    <a:blip r:embed="rId12" cstate="print">
+                    <a:blip r:embed="rId13" cstate="print">
                       <a:extLst>
                         <a:ext uri="{28A0092B-C50C-407E-A947-70E740481C1C}">
                           <a14:useLocalDpi xmlns:a14="http://schemas.microsoft.com/office/drawing/2010/main" val="0"/>
@@ -3480,7 +3531,7 @@
                     <pic:cNvPicPr/>
                   </pic:nvPicPr>
                   <pic:blipFill>
-                    <a:blip r:embed="rId13" cstate="print">
+                    <a:blip r:embed="rId14" cstate="print">
                       <a:extLst>
                         <a:ext uri="{28A0092B-C50C-407E-A947-70E740481C1C}">
                           <a14:useLocalDpi xmlns:a14="http://schemas.microsoft.com/office/drawing/2010/main" val="0"/>
@@ -3559,7 +3610,7 @@
                     <pic:cNvPicPr/>
                   </pic:nvPicPr>
                   <pic:blipFill>
-                    <a:blip r:embed="rId14" cstate="print">
+                    <a:blip r:embed="rId15" cstate="print">
                       <a:extLst>
                         <a:ext uri="{28A0092B-C50C-407E-A947-70E740481C1C}">
                           <a14:useLocalDpi xmlns:a14="http://schemas.microsoft.com/office/drawing/2010/main" val="0"/>
@@ -3639,7 +3690,7 @@
                     <pic:cNvPicPr/>
                   </pic:nvPicPr>
                   <pic:blipFill>
-                    <a:blip r:embed="rId15" cstate="print">
+                    <a:blip r:embed="rId16" cstate="print">
                       <a:extLst>
                         <a:ext uri="{28A0092B-C50C-407E-A947-70E740481C1C}">
                           <a14:useLocalDpi xmlns:a14="http://schemas.microsoft.com/office/drawing/2010/main" val="0"/>
@@ -4801,6 +4852,29 @@
       <w:spacing w:val="5"/>
     </w:rPr>
   </w:style>
+  <w:style w:type="character" w:styleId="Hipervnculo">
+    <w:name w:val="Hyperlink"/>
+    <w:basedOn w:val="Fuentedeprrafopredeter"/>
+    <w:uiPriority w:val="99"/>
+    <w:unhideWhenUsed/>
+    <w:rsid w:val="001651D8"/>
+    <w:rPr>
+      <w:color w:val="467886" w:themeColor="hyperlink"/>
+      <w:u w:val="single"/>
+    </w:rPr>
+  </w:style>
+  <w:style w:type="character" w:styleId="Mencinsinresolver">
+    <w:name w:val="Unresolved Mention"/>
+    <w:basedOn w:val="Fuentedeprrafopredeter"/>
+    <w:uiPriority w:val="99"/>
+    <w:semiHidden/>
+    <w:unhideWhenUsed/>
+    <w:rsid w:val="001651D8"/>
+    <w:rPr>
+      <w:color w:val="605E5C"/>
+      <w:shd w:val="clear" w:color="auto" w:fill="E1DFDD"/>
+    </w:rPr>
+  </w:style>
 </w:styles>
 </file>
 
